--- a/lessons/3-1-flagship/downloads/3-1-flagship-notes.docx
+++ b/lessons/3-1-flagship/downloads/3-1-flagship-notes.docx
@@ -363,6 +363,610 @@
         <w:rPr>
           <w:b/>
           <w:bCs/>
+          <w:color w:val="1FA6A2"/>
+          <w:sz w:val="26"/>
+          <w:szCs w:val="26"/>
+        </w:rPr>
+        <w:t xml:space="preserve">Turn &amp; Talk — Discussion Points  (Level 1 support · Level 2)</w:t>
+      </w:r>
+    </w:p>
+    <w:p>
+      <w:pPr>
+        <w:spacing w:after="60"/>
+      </w:pPr>
+      <w:r>
+        <w:rPr>
+          <w:i/>
+          <w:iCs/>
+          <w:color w:val="5F6F80"/>
+          <w:sz w:val="19"/>
+          <w:szCs w:val="19"/>
+        </w:rPr>
+        <w:t xml:space="preserve">Talk with a partner. Use the Level 1 stems if you need help getting started; try the Level 2 question when you are ready for more.</w:t>
+      </w:r>
+    </w:p>
+    <w:p>
+      <w:pPr>
+        <w:spacing w:after="60"/>
+      </w:pPr>
+      <w:r>
+        <w:rPr>
+          <w:b/>
+          <w:bCs/>
+          <w:color w:val="12355B"/>
+          <w:sz w:val="21"/>
+          <w:szCs w:val="21"/>
+        </w:rPr>
+        <w:t xml:space="preserve">1. [Launch] </w:t>
+      </w:r>
+      <w:r>
+        <w:rPr>
+          <w:b/>
+          <w:bCs/>
+          <w:sz w:val="21"/>
+          <w:szCs w:val="21"/>
+        </w:rPr>
+        <w:t xml:space="preserve">Chef Reyes's signature cookie recipe uses 3 cups of flour for every 2 cups of sugar. How would you describe how these two ingredient amounts compare?</w:t>
+      </w:r>
+    </w:p>
+    <w:p>
+      <w:pPr>
+        <w:spacing w:after="60"/>
+      </w:pPr>
+      <w:r>
+        <w:rPr>
+          <w:b/>
+          <w:bCs/>
+          <w:color w:val="1FA6A2"/>
+          <w:sz w:val="20"/>
+          <w:szCs w:val="20"/>
+        </w:rPr>
+        <w:t xml:space="preserve">Level 1 — Start here: </w:t>
+      </w:r>
+      <w:r>
+        <w:rPr>
+          <w:sz w:val="20"/>
+          <w:szCs w:val="20"/>
+        </w:rPr>
+        <w:t xml:space="preserve">The recipe uses 3 cups of flour for every 2 cups of sugar.</w:t>
+      </w:r>
+    </w:p>
+    <w:p>
+      <w:pPr>
+        <w:spacing w:after="60"/>
+      </w:pPr>
+      <w:r>
+        <w:rPr>
+          <w:sz w:val="21"/>
+          <w:szCs w:val="21"/>
+        </w:rPr>
+        <w:t xml:space="preserve">The recipe compares ___ to ___.</w:t>
+      </w:r>
+      <w:r>
+        <w:rPr>
+          <w:i/>
+          <w:iCs/>
+          <w:color w:val="5F6F80"/>
+          <w:sz w:val="19"/>
+          <w:szCs w:val="19"/>
+        </w:rPr>
+        <w:br/>
+        <w:t xml:space="preserve">
+La receta compara ___ con ___.</w:t>
+      </w:r>
+    </w:p>
+    <w:p>
+      <w:pPr>
+        <w:spacing w:after="60"/>
+      </w:pPr>
+      <w:r>
+        <w:rPr>
+          <w:sz w:val="21"/>
+          <w:szCs w:val="21"/>
+        </w:rPr>
+        <w:t xml:space="preserve">For every ___ cups of flour there are ___ cups of sugar.</w:t>
+      </w:r>
+      <w:r>
+        <w:rPr>
+          <w:i/>
+          <w:iCs/>
+          <w:color w:val="5F6F80"/>
+          <w:sz w:val="19"/>
+          <w:szCs w:val="19"/>
+        </w:rPr>
+        <w:br/>
+        <w:t xml:space="preserve">
+Por cada ___ tazas de harina hay ___ tazas de azúcar.</w:t>
+      </w:r>
+    </w:p>
+    <w:p>
+      <w:pPr>
+        <w:spacing w:after="60"/>
+      </w:pPr>
+      <w:r>
+        <w:rPr>
+          <w:b/>
+          <w:bCs/>
+          <w:color w:val="12355B"/>
+          <w:sz w:val="20"/>
+          <w:szCs w:val="20"/>
+        </w:rPr>
+        <w:t xml:space="preserve">Word bank: </w:t>
+      </w:r>
+      <w:r>
+        <w:rPr>
+          <w:color w:val="1FA6A2"/>
+          <w:sz w:val="20"/>
+          <w:szCs w:val="20"/>
+        </w:rPr>
+        <w:t xml:space="preserve">Ratio, Comparison, Part-to-part</w:t>
+      </w:r>
+    </w:p>
+    <w:p>
+      <w:pPr>
+        <w:spacing w:after="60"/>
+      </w:pPr>
+      <w:r>
+        <w:rPr>
+          <w:b/>
+          <w:bCs/>
+          <w:color w:val="12355B"/>
+          <w:sz w:val="19"/>
+          <w:szCs w:val="19"/>
+        </w:rPr>
+        <w:t xml:space="preserve">Listen for: </w:t>
+      </w:r>
+      <w:r>
+        <w:rPr>
+          <w:i/>
+          <w:iCs/>
+          <w:color w:val="5F6F80"/>
+          <w:sz w:val="19"/>
+          <w:szCs w:val="19"/>
+        </w:rPr>
+        <w:t xml:space="preserve">A strong answer names that flour and sugar are being compared and states the relationship as 3 to 2 (or 'for every 3 flour, 2 sugar'), not just that there is more flour.</w:t>
+      </w:r>
+    </w:p>
+    <w:p>
+      <w:pPr>
+        <w:spacing w:after="60"/>
+      </w:pPr>
+      <w:r>
+        <w:rPr>
+          <w:b/>
+          <w:bCs/>
+          <w:color w:val="9A6B12"/>
+          <w:sz w:val="20"/>
+          <w:szCs w:val="20"/>
+        </w:rPr>
+        <w:t xml:space="preserve">Level 2: </w:t>
+      </w:r>
+      <w:r>
+        <w:rPr>
+          <w:sz w:val="20"/>
+          <w:szCs w:val="20"/>
+        </w:rPr>
+        <w:t xml:space="preserve">Would the ratio still describe the same recipe if you wrote it as sugar to flour instead of flour to sugar? Justify why the order changes the ratio but not the recipe.</w:t>
+      </w:r>
+    </w:p>
+    <w:p>
+      <w:pPr>
+        <w:spacing w:after="60"/>
+        <w:ind w:left="360"/>
+      </w:pPr>
+      <w:r>
+        <w:rPr>
+          <w:sz w:val="20"/>
+          <w:szCs w:val="20"/>
+        </w:rPr>
+        <w:t xml:space="preserve">• The order matters because ___, so flour to sugar (___) is different from sugar to flour (___).</w:t>
+      </w:r>
+    </w:p>
+    <w:p>
+      <w:pPr>
+        <w:spacing w:after="60"/>
+        <w:ind w:left="360"/>
+      </w:pPr>
+      <w:r>
+        <w:rPr>
+          <w:sz w:val="20"/>
+          <w:szCs w:val="20"/>
+        </w:rPr>
+        <w:t xml:space="preserve">• Both describe the same recipe because ___.</w:t>
+      </w:r>
+    </w:p>
+    <w:p>
+      <w:pPr>
+        <w:spacing w:after="60"/>
+      </w:pPr>
+      <w:r>
+        <w:rPr>
+          <w:b/>
+          <w:bCs/>
+          <w:color w:val="12355B"/>
+          <w:sz w:val="21"/>
+          <w:szCs w:val="21"/>
+        </w:rPr>
+        <w:t xml:space="preserve">2. [Explore] </w:t>
+      </w:r>
+      <w:r>
+        <w:rPr>
+          <w:b/>
+          <w:bCs/>
+          <w:sz w:val="21"/>
+          <w:szCs w:val="21"/>
+        </w:rPr>
+        <w:t xml:space="preserve">At the Prep Station you sorted the chef's statements. What made something a ratio instead of NOT a ratio (like '12 cookies on the tray')?</w:t>
+      </w:r>
+    </w:p>
+    <w:p>
+      <w:pPr>
+        <w:spacing w:after="60"/>
+      </w:pPr>
+      <w:r>
+        <w:rPr>
+          <w:b/>
+          <w:bCs/>
+          <w:color w:val="1FA6A2"/>
+          <w:sz w:val="20"/>
+          <w:szCs w:val="20"/>
+        </w:rPr>
+        <w:t xml:space="preserve">Level 1 — Start here: </w:t>
+      </w:r>
+      <w:r>
+        <w:rPr>
+          <w:sz w:val="20"/>
+          <w:szCs w:val="20"/>
+        </w:rPr>
+        <w:t xml:space="preserve">A ratio compares two quantities, but '12 cookies' is only one amount.</w:t>
+      </w:r>
+    </w:p>
+    <w:p>
+      <w:pPr>
+        <w:spacing w:after="60"/>
+      </w:pPr>
+      <w:r>
+        <w:rPr>
+          <w:sz w:val="21"/>
+          <w:szCs w:val="21"/>
+        </w:rPr>
+        <w:t xml:space="preserve">This is a ratio because it compares ___ to ___.</w:t>
+      </w:r>
+      <w:r>
+        <w:rPr>
+          <w:i/>
+          <w:iCs/>
+          <w:color w:val="5F6F80"/>
+          <w:sz w:val="19"/>
+          <w:szCs w:val="19"/>
+        </w:rPr>
+        <w:br/>
+        <w:t xml:space="preserve">
+Esto es una razón porque compara ___ con ___.</w:t>
+      </w:r>
+    </w:p>
+    <w:p>
+      <w:pPr>
+        <w:spacing w:after="60"/>
+      </w:pPr>
+      <w:r>
+        <w:rPr>
+          <w:sz w:val="21"/>
+          <w:szCs w:val="21"/>
+        </w:rPr>
+        <w:t xml:space="preserve">This is NOT a ratio because it only ___.</w:t>
+      </w:r>
+      <w:r>
+        <w:rPr>
+          <w:i/>
+          <w:iCs/>
+          <w:color w:val="5F6F80"/>
+          <w:sz w:val="19"/>
+          <w:szCs w:val="19"/>
+        </w:rPr>
+        <w:br/>
+        <w:t xml:space="preserve">
+Esto NO es una razón porque solo ___.</w:t>
+      </w:r>
+    </w:p>
+    <w:p>
+      <w:pPr>
+        <w:spacing w:after="60"/>
+      </w:pPr>
+      <w:r>
+        <w:rPr>
+          <w:b/>
+          <w:bCs/>
+          <w:color w:val="12355B"/>
+          <w:sz w:val="20"/>
+          <w:szCs w:val="20"/>
+        </w:rPr>
+        <w:t xml:space="preserve">Word bank: </w:t>
+      </w:r>
+      <w:r>
+        <w:rPr>
+          <w:color w:val="1FA6A2"/>
+          <w:sz w:val="20"/>
+          <w:szCs w:val="20"/>
+        </w:rPr>
+        <w:t xml:space="preserve">Ratio, Comparison, Colon notation, Part-to-whole</w:t>
+      </w:r>
+    </w:p>
+    <w:p>
+      <w:pPr>
+        <w:spacing w:after="60"/>
+      </w:pPr>
+      <w:r>
+        <w:rPr>
+          <w:b/>
+          <w:bCs/>
+          <w:color w:val="12355B"/>
+          <w:sz w:val="19"/>
+          <w:szCs w:val="19"/>
+        </w:rPr>
+        <w:t xml:space="preserve">Listen for: </w:t>
+      </w:r>
+      <w:r>
+        <w:rPr>
+          <w:i/>
+          <w:iCs/>
+          <w:color w:val="5F6F80"/>
+          <w:sz w:val="19"/>
+          <w:szCs w:val="19"/>
+        </w:rPr>
+        <w:t xml:space="preserve">Listen for the idea that a ratio must compare two quantities (using 'to', 'for every', 'out of', or a colon), while a single count or a description is not a comparison.</w:t>
+      </w:r>
+    </w:p>
+    <w:p>
+      <w:pPr>
+        <w:spacing w:after="60"/>
+      </w:pPr>
+      <w:r>
+        <w:rPr>
+          <w:b/>
+          <w:bCs/>
+          <w:color w:val="9A6B12"/>
+          <w:sz w:val="20"/>
+          <w:szCs w:val="20"/>
+        </w:rPr>
+        <w:t xml:space="preserve">Level 2: </w:t>
+      </w:r>
+      <w:r>
+        <w:rPr>
+          <w:sz w:val="20"/>
+          <w:szCs w:val="20"/>
+        </w:rPr>
+        <w:t xml:space="preserve">Critique this claim: 'The oven is set to 350°F is a ratio because it has the word to in it.' Is the student right? Defend your answer.</w:t>
+      </w:r>
+    </w:p>
+    <w:p>
+      <w:pPr>
+        <w:spacing w:after="60"/>
+        <w:ind w:left="360"/>
+      </w:pPr>
+      <w:r>
+        <w:rPr>
+          <w:sz w:val="20"/>
+          <w:szCs w:val="20"/>
+        </w:rPr>
+        <w:t xml:space="preserve">• The student is wrong because the word 'to' alone does not ___; a ratio must ___.</w:t>
+      </w:r>
+    </w:p>
+    <w:p>
+      <w:pPr>
+        <w:spacing w:after="60"/>
+        <w:ind w:left="360"/>
+      </w:pPr>
+      <w:r>
+        <w:rPr>
+          <w:sz w:val="20"/>
+          <w:szCs w:val="20"/>
+        </w:rPr>
+        <w:t xml:space="preserve">• 350°F is just ___, not a comparison of ___ and ___.</w:t>
+      </w:r>
+    </w:p>
+    <w:p>
+      <w:pPr>
+        <w:spacing w:after="60"/>
+      </w:pPr>
+      <w:r>
+        <w:rPr>
+          <w:b/>
+          <w:bCs/>
+          <w:color w:val="12355B"/>
+          <w:sz w:val="21"/>
+          <w:szCs w:val="21"/>
+        </w:rPr>
+        <w:t xml:space="preserve">3. [Connect] </w:t>
+      </w:r>
+      <w:r>
+        <w:rPr>
+          <w:b/>
+          <w:bCs/>
+          <w:sz w:val="21"/>
+          <w:szCs w:val="21"/>
+        </w:rPr>
+        <w:t xml:space="preserve">In Menu Planning the cafeteria wants 3 main dishes for every 2 side dishes. How is this the same kind of thinking as Chef Reyes's flour-to-sugar ratio?</w:t>
+      </w:r>
+    </w:p>
+    <w:p>
+      <w:pPr>
+        <w:spacing w:after="60"/>
+      </w:pPr>
+      <w:r>
+        <w:rPr>
+          <w:b/>
+          <w:bCs/>
+          <w:color w:val="1FA6A2"/>
+          <w:sz w:val="20"/>
+          <w:szCs w:val="20"/>
+        </w:rPr>
+        <w:t xml:space="preserve">Level 1 — Start here: </w:t>
+      </w:r>
+      <w:r>
+        <w:rPr>
+          <w:sz w:val="20"/>
+          <w:szCs w:val="20"/>
+        </w:rPr>
+        <w:t xml:space="preserve">Both use a ratio to keep two amounts in the same comparison.</w:t>
+      </w:r>
+    </w:p>
+    <w:p>
+      <w:pPr>
+        <w:spacing w:after="60"/>
+      </w:pPr>
+      <w:r>
+        <w:rPr>
+          <w:sz w:val="21"/>
+          <w:szCs w:val="21"/>
+        </w:rPr>
+        <w:t xml:space="preserve">This is like our ratio work because ___ and ___ are compared.</w:t>
+      </w:r>
+      <w:r>
+        <w:rPr>
+          <w:i/>
+          <w:iCs/>
+          <w:color w:val="5F6F80"/>
+          <w:sz w:val="19"/>
+          <w:szCs w:val="19"/>
+        </w:rPr>
+        <w:br/>
+        <w:t xml:space="preserve">
+Esto es como nuestro trabajo con razones porque se comparan ___ y ___.</w:t>
+      </w:r>
+    </w:p>
+    <w:p>
+      <w:pPr>
+        <w:spacing w:after="60"/>
+      </w:pPr>
+      <w:r>
+        <w:rPr>
+          <w:sz w:val="21"/>
+          <w:szCs w:val="21"/>
+        </w:rPr>
+        <w:t xml:space="preserve">The ratio of main dishes to side dishes is ___.</w:t>
+      </w:r>
+      <w:r>
+        <w:rPr>
+          <w:i/>
+          <w:iCs/>
+          <w:color w:val="5F6F80"/>
+          <w:sz w:val="19"/>
+          <w:szCs w:val="19"/>
+        </w:rPr>
+        <w:br/>
+        <w:t xml:space="preserve">
+La razón de platos principales a guarniciones es ___.</w:t>
+      </w:r>
+    </w:p>
+    <w:p>
+      <w:pPr>
+        <w:spacing w:after="60"/>
+      </w:pPr>
+      <w:r>
+        <w:rPr>
+          <w:b/>
+          <w:bCs/>
+          <w:color w:val="12355B"/>
+          <w:sz w:val="20"/>
+          <w:szCs w:val="20"/>
+        </w:rPr>
+        <w:t xml:space="preserve">Word bank: </w:t>
+      </w:r>
+      <w:r>
+        <w:rPr>
+          <w:color w:val="1FA6A2"/>
+          <w:sz w:val="20"/>
+          <w:szCs w:val="20"/>
+        </w:rPr>
+        <w:t xml:space="preserve">Ratio, Part-to-part, Comparison, Colon notation</w:t>
+      </w:r>
+    </w:p>
+    <w:p>
+      <w:pPr>
+        <w:spacing w:after="60"/>
+      </w:pPr>
+      <w:r>
+        <w:rPr>
+          <w:b/>
+          <w:bCs/>
+          <w:color w:val="12355B"/>
+          <w:sz w:val="19"/>
+          <w:szCs w:val="19"/>
+        </w:rPr>
+        <w:t xml:space="preserve">Listen for: </w:t>
+      </w:r>
+      <w:r>
+        <w:rPr>
+          <w:i/>
+          <w:iCs/>
+          <w:color w:val="5F6F80"/>
+          <w:sz w:val="19"/>
+          <w:szCs w:val="19"/>
+        </w:rPr>
+        <w:t xml:space="preserve">A strong answer identifies the 3:2 part-to-part ratio and explains that the cafeteria keeps that comparison the same even when amounts grow, just like the recipe.</w:t>
+      </w:r>
+    </w:p>
+    <w:p>
+      <w:pPr>
+        <w:spacing w:after="60"/>
+      </w:pPr>
+      <w:r>
+        <w:rPr>
+          <w:b/>
+          <w:bCs/>
+          <w:color w:val="9A6B12"/>
+          <w:sz w:val="20"/>
+          <w:szCs w:val="20"/>
+        </w:rPr>
+        <w:t xml:space="preserve">Level 2: </w:t>
+      </w:r>
+      <w:r>
+        <w:rPr>
+          <w:sz w:val="20"/>
+          <w:szCs w:val="20"/>
+        </w:rPr>
+        <w:t xml:space="preserve">If the cafeteria has 10 side dishes, generalize how you could figure out the main dishes — and explain why simply 'adding 1 more main than side' would NOT work.</w:t>
+      </w:r>
+    </w:p>
+    <w:p>
+      <w:pPr>
+        <w:spacing w:after="60"/>
+        <w:ind w:left="360"/>
+      </w:pPr>
+      <w:r>
+        <w:rPr>
+          <w:sz w:val="20"/>
+          <w:szCs w:val="20"/>
+        </w:rPr>
+        <w:t xml:space="preserve">• I can scale the ratio 3:2 by ___, so 10 sides means ___ mains.</w:t>
+      </w:r>
+    </w:p>
+    <w:p>
+      <w:pPr>
+        <w:spacing w:after="60"/>
+        <w:ind w:left="360"/>
+      </w:pPr>
+      <w:r>
+        <w:rPr>
+          <w:sz w:val="20"/>
+          <w:szCs w:val="20"/>
+        </w:rPr>
+        <w:t xml:space="preserve">• Adding 1 each time does not work because a ratio must ___, not ___.</w:t>
+      </w:r>
+    </w:p>
+    <w:p>
+      <w:pPr>
+        <w:pStyle w:val="Heading2"/>
+        <w:pBdr>
+          <w:left w:val="single" w:color="1FA6A2" w:sz="18" w:space="8"/>
+        </w:pBdr>
+        <w:spacing w:after="100" w:before="200"/>
+      </w:pPr>
+      <w:r>
+        <w:rPr>
+          <w:b/>
+          <w:bCs/>
           <w:color w:val="9A6B12"/>
           <w:sz w:val="26"/>
           <w:szCs w:val="26"/>
@@ -935,7 +1539,7 @@
           <w:sz w:val="21"/>
           <w:szCs w:val="21"/>
         </w:rPr>
-        <w:t xml:space="preserve">I know ___ because ___.</w:t>
+        <w:t xml:space="preserve">The recipe compares ___ to ___.</w:t>
       </w:r>
       <w:r>
         <w:rPr>
@@ -947,19 +1551,19 @@
         </w:rPr>
         <w:br/>
         <w:t xml:space="preserve">
-Sé que ___ porque ___.</w:t>
-      </w:r>
-    </w:p>
-    <w:p>
-      <w:pPr>
-        <w:spacing w:after="60"/>
-      </w:pPr>
-      <w:r>
-        <w:rPr>
-          <w:sz w:val="21"/>
-          <w:szCs w:val="21"/>
-        </w:rPr>
-        <w:t xml:space="preserve">First I ___, then I ___.</w:t>
+La receta compara ___ con ___.</w:t>
+      </w:r>
+    </w:p>
+    <w:p>
+      <w:pPr>
+        <w:spacing w:after="60"/>
+      </w:pPr>
+      <w:r>
+        <w:rPr>
+          <w:sz w:val="21"/>
+          <w:szCs w:val="21"/>
+        </w:rPr>
+        <w:t xml:space="preserve">For every ___ cups of flour there are ___ cups of sugar.</w:t>
       </w:r>
       <w:r>
         <w:rPr>
@@ -971,19 +1575,19 @@
         </w:rPr>
         <w:br/>
         <w:t xml:space="preserve">
-Primero ___, luego ___.</w:t>
-      </w:r>
-    </w:p>
-    <w:p>
-      <w:pPr>
-        <w:spacing w:after="60"/>
-      </w:pPr>
-      <w:r>
-        <w:rPr>
-          <w:sz w:val="21"/>
-          <w:szCs w:val="21"/>
-        </w:rPr>
-        <w:t xml:space="preserve">This is important because ___.</w:t>
+Por cada ___ tazas de harina hay ___ tazas de azúcar.</w:t>
+      </w:r>
+    </w:p>
+    <w:p>
+      <w:pPr>
+        <w:spacing w:after="60"/>
+      </w:pPr>
+      <w:r>
+        <w:rPr>
+          <w:sz w:val="21"/>
+          <w:szCs w:val="21"/>
+        </w:rPr>
+        <w:t xml:space="preserve">This is a ratio because it compares ___ to ___.</w:t>
       </w:r>
       <w:r>
         <w:rPr>
@@ -995,7 +1599,7 @@
         </w:rPr>
         <w:br/>
         <w:t xml:space="preserve">
-Esto es importante porque ___.</w:t>
+Esto es una razón porque compara ___ con ___.</w:t>
       </w:r>
     </w:p>
     <w:p>

--- a/lessons/3-1-flagship/downloads/3-1-flagship-notes.docx
+++ b/lessons/3-1-flagship/downloads/3-1-flagship-notes.docx
@@ -437,6 +437,43 @@
       </w:pPr>
       <w:r>
         <w:rPr>
+          <w:b/>
+          <w:bCs/>
+          <w:color w:val="1FA6A2"/>
+          <w:sz w:val="20"/>
+          <w:szCs w:val="20"/>
+        </w:rPr>
+        <w:t xml:space="preserve">Hint (optional): </w:t>
+      </w:r>
+      <w:r>
+        <w:rPr>
+          <w:sz w:val="20"/>
+          <w:szCs w:val="20"/>
+        </w:rPr>
+        <w:t xml:space="preserve">Try starting with the word "Ratio" or "Comparison". Re-read the question and underline what it is asking you to compare or find. Use one number or word from the problem as your evidence.</w:t>
+      </w:r>
+    </w:p>
+    <w:p>
+      <w:pPr>
+        <w:spacing w:after="60"/>
+      </w:pPr>
+      <w:r>
+        <w:rPr>
+          <w:b/>
+          <w:bCs/>
+          <w:color w:val="12355B"/>
+          <w:sz w:val="19"/>
+          <w:szCs w:val="19"/>
+        </w:rPr>
+        <w:t xml:space="preserve">Sentence starters (optional)</w:t>
+      </w:r>
+    </w:p>
+    <w:p>
+      <w:pPr>
+        <w:spacing w:after="60"/>
+      </w:pPr>
+      <w:r>
+        <w:rPr>
           <w:sz w:val="21"/>
           <w:szCs w:val="21"/>
         </w:rPr>
@@ -627,6 +664,43 @@
       </w:pPr>
       <w:r>
         <w:rPr>
+          <w:b/>
+          <w:bCs/>
+          <w:color w:val="1FA6A2"/>
+          <w:sz w:val="20"/>
+          <w:szCs w:val="20"/>
+        </w:rPr>
+        <w:t xml:space="preserve">Hint (optional): </w:t>
+      </w:r>
+      <w:r>
+        <w:rPr>
+          <w:sz w:val="20"/>
+          <w:szCs w:val="20"/>
+        </w:rPr>
+        <w:t xml:space="preserve">Try starting with the word "Ratio" or "Comparison". Re-read the question and underline what it is asking you to compare or find. Use one number or word from the problem as your evidence.</w:t>
+      </w:r>
+    </w:p>
+    <w:p>
+      <w:pPr>
+        <w:spacing w:after="60"/>
+      </w:pPr>
+      <w:r>
+        <w:rPr>
+          <w:b/>
+          <w:bCs/>
+          <w:color w:val="12355B"/>
+          <w:sz w:val="19"/>
+          <w:szCs w:val="19"/>
+        </w:rPr>
+        <w:t xml:space="preserve">Sentence starters (optional)</w:t>
+      </w:r>
+    </w:p>
+    <w:p>
+      <w:pPr>
+        <w:spacing w:after="60"/>
+      </w:pPr>
+      <w:r>
+        <w:rPr>
           <w:sz w:val="21"/>
           <w:szCs w:val="21"/>
         </w:rPr>
@@ -809,6 +883,43 @@
           <w:szCs w:val="20"/>
         </w:rPr>
         <w:t xml:space="preserve">Both use a ratio to keep two amounts in the same comparison.</w:t>
+      </w:r>
+    </w:p>
+    <w:p>
+      <w:pPr>
+        <w:spacing w:after="60"/>
+      </w:pPr>
+      <w:r>
+        <w:rPr>
+          <w:b/>
+          <w:bCs/>
+          <w:color w:val="1FA6A2"/>
+          <w:sz w:val="20"/>
+          <w:szCs w:val="20"/>
+        </w:rPr>
+        <w:t xml:space="preserve">Hint (optional): </w:t>
+      </w:r>
+      <w:r>
+        <w:rPr>
+          <w:sz w:val="20"/>
+          <w:szCs w:val="20"/>
+        </w:rPr>
+        <w:t xml:space="preserve">Try starting with the word "Ratio" or "Part-to-part". Re-read the question and underline what it is asking you to compare or find. Use one number or word from the problem as your evidence.</w:t>
+      </w:r>
+    </w:p>
+    <w:p>
+      <w:pPr>
+        <w:spacing w:after="60"/>
+      </w:pPr>
+      <w:r>
+        <w:rPr>
+          <w:b/>
+          <w:bCs/>
+          <w:color w:val="12355B"/>
+          <w:sz w:val="19"/>
+          <w:szCs w:val="19"/>
+        </w:rPr>
+        <w:t xml:space="preserve">Sentence starters (optional)</w:t>
       </w:r>
     </w:p>
     <w:p>

--- a/lessons/3-1-flagship/downloads/3-1-flagship-notes.docx
+++ b/lessons/3-1-flagship/downloads/3-1-flagship-notes.docx
@@ -97,6 +97,69 @@
       </w:pPr>
       <w:r>
         <w:rPr>
+          <w:i/>
+          <w:iCs/>
+          <w:color w:val="5F6F80"/>
+          <w:sz w:val="19"/>
+          <w:szCs w:val="19"/>
+        </w:rPr>
+        <w:t xml:space="preserve">Picture first, then the word, then a plain-language meaning.</w:t>
+      </w:r>
+    </w:p>
+    <w:p>
+      <w:pPr>
+        <w:keepNext/>
+        <w:spacing w:after="20" w:before="120"/>
+        <w:jc w:val="center"/>
+      </w:pPr>
+      <w:r>
+        <w:drawing>
+          <wp:inline distT="0" distB="0" distL="0" distR="0">
+            <wp:extent cx="1238250" cy="933450"/>
+            <wp:effectExtent t="0" r="0" b="0" l="0"/>
+            <wp:docPr id="1" name="" descr="" title=""/>
+            <wp:cNvGraphicFramePr>
+              <a:graphicFrameLocks xmlns:a="http://schemas.openxmlformats.org/drawingml/2006/main" noChangeAspect="1"/>
+            </wp:cNvGraphicFramePr>
+            <a:graphic xmlns:a="http://schemas.openxmlformats.org/drawingml/2006/main">
+              <a:graphicData uri="http://schemas.openxmlformats.org/drawingml/2006/picture">
+                <pic:pic xmlns:pic="http://schemas.openxmlformats.org/drawingml/2006/picture">
+                  <pic:nvPicPr>
+                    <pic:cNvPr id="0" name="" descr=""/>
+                    <pic:cNvPicPr>
+                      <a:picLocks noChangeAspect="1" noChangeArrowheads="1"/>
+                    </pic:cNvPicPr>
+                  </pic:nvPicPr>
+                  <pic:blipFill>
+                    <a:blip r:embed="rId9" cstate="none"/>
+                    <a:srcRect/>
+                    <a:stretch>
+                      <a:fillRect/>
+                    </a:stretch>
+                  </pic:blipFill>
+                  <pic:spPr bwMode="auto">
+                    <a:xfrm>
+                      <a:off x="0" y="0"/>
+                      <a:ext cx="1238250" cy="933450"/>
+                    </a:xfrm>
+                    <a:prstGeom prst="rect">
+                      <a:avLst/>
+                    </a:prstGeom>
+                  </pic:spPr>
+                </pic:pic>
+              </a:graphicData>
+            </a:graphic>
+          </wp:inline>
+        </w:drawing>
+      </w:r>
+    </w:p>
+    <w:p>
+      <w:pPr>
+        <w:keepNext/>
+        <w:spacing w:after="20"/>
+      </w:pPr>
+      <w:r>
+        <w:rPr>
           <w:b/>
           <w:bCs/>
           <w:color w:val="12355B"/>
@@ -118,7 +181,7 @@
     </w:p>
     <w:p>
       <w:pPr>
-        <w:spacing w:after="60"/>
+        <w:spacing w:after="160"/>
       </w:pPr>
       <w:r>
         <w:rPr>
@@ -130,22 +193,55 @@
     </w:p>
     <w:p>
       <w:pPr>
-        <w:spacing w:after="60"/>
-      </w:pPr>
-      <w:r>
-        <w:rPr>
-          <w:i/>
-          <w:iCs/>
-          <w:color w:val="5F6F80"/>
-          <w:sz w:val="19"/>
-          <w:szCs w:val="19"/>
-        </w:rPr>
-        <w:t xml:space="preserve">3 cups flour to 2 cups sugar → 3:2</w:t>
-      </w:r>
-    </w:p>
-    <w:p>
-      <w:pPr>
-        <w:spacing w:after="60"/>
+        <w:keepNext/>
+        <w:spacing w:after="20" w:before="120"/>
+        <w:jc w:val="center"/>
+      </w:pPr>
+      <w:r>
+        <w:drawing>
+          <wp:inline distT="0" distB="0" distL="0" distR="0">
+            <wp:extent cx="1238250" cy="933450"/>
+            <wp:effectExtent t="0" r="0" b="0" l="0"/>
+            <wp:docPr id="1" name="" descr="" title=""/>
+            <wp:cNvGraphicFramePr>
+              <a:graphicFrameLocks xmlns:a="http://schemas.openxmlformats.org/drawingml/2006/main" noChangeAspect="1"/>
+            </wp:cNvGraphicFramePr>
+            <a:graphic xmlns:a="http://schemas.openxmlformats.org/drawingml/2006/main">
+              <a:graphicData uri="http://schemas.openxmlformats.org/drawingml/2006/picture">
+                <pic:pic xmlns:pic="http://schemas.openxmlformats.org/drawingml/2006/picture">
+                  <pic:nvPicPr>
+                    <pic:cNvPr id="0" name="" descr=""/>
+                    <pic:cNvPicPr>
+                      <a:picLocks noChangeAspect="1" noChangeArrowheads="1"/>
+                    </pic:cNvPicPr>
+                  </pic:nvPicPr>
+                  <pic:blipFill>
+                    <a:blip r:embed="rId9" cstate="none"/>
+                    <a:srcRect/>
+                    <a:stretch>
+                      <a:fillRect/>
+                    </a:stretch>
+                  </pic:blipFill>
+                  <pic:spPr bwMode="auto">
+                    <a:xfrm>
+                      <a:off x="0" y="0"/>
+                      <a:ext cx="1238250" cy="933450"/>
+                    </a:xfrm>
+                    <a:prstGeom prst="rect">
+                      <a:avLst/>
+                    </a:prstGeom>
+                  </pic:spPr>
+                </pic:pic>
+              </a:graphicData>
+            </a:graphic>
+          </wp:inline>
+        </w:drawing>
+      </w:r>
+    </w:p>
+    <w:p>
+      <w:pPr>
+        <w:keepNext/>
+        <w:spacing w:after="20"/>
       </w:pPr>
       <w:r>
         <w:rPr>
@@ -170,7 +266,7 @@
     </w:p>
     <w:p>
       <w:pPr>
-        <w:spacing w:after="60"/>
+        <w:spacing w:after="160"/>
       </w:pPr>
       <w:r>
         <w:rPr>
@@ -182,22 +278,55 @@
     </w:p>
     <w:p>
       <w:pPr>
-        <w:spacing w:after="60"/>
-      </w:pPr>
-      <w:r>
-        <w:rPr>
-          <w:i/>
-          <w:iCs/>
-          <w:color w:val="5F6F80"/>
-          <w:sz w:val="19"/>
-          <w:szCs w:val="19"/>
-        </w:rPr>
-        <w:t xml:space="preserve">5 eggs vs. 3 eggs — which recipe uses more?</w:t>
-      </w:r>
-    </w:p>
-    <w:p>
-      <w:pPr>
-        <w:spacing w:after="60"/>
+        <w:keepNext/>
+        <w:spacing w:after="20" w:before="120"/>
+        <w:jc w:val="center"/>
+      </w:pPr>
+      <w:r>
+        <w:drawing>
+          <wp:inline distT="0" distB="0" distL="0" distR="0">
+            <wp:extent cx="1238250" cy="933450"/>
+            <wp:effectExtent t="0" r="0" b="0" l="0"/>
+            <wp:docPr id="1" name="" descr="" title=""/>
+            <wp:cNvGraphicFramePr>
+              <a:graphicFrameLocks xmlns:a="http://schemas.openxmlformats.org/drawingml/2006/main" noChangeAspect="1"/>
+            </wp:cNvGraphicFramePr>
+            <a:graphic xmlns:a="http://schemas.openxmlformats.org/drawingml/2006/main">
+              <a:graphicData uri="http://schemas.openxmlformats.org/drawingml/2006/picture">
+                <pic:pic xmlns:pic="http://schemas.openxmlformats.org/drawingml/2006/picture">
+                  <pic:nvPicPr>
+                    <pic:cNvPr id="0" name="" descr=""/>
+                    <pic:cNvPicPr>
+                      <a:picLocks noChangeAspect="1" noChangeArrowheads="1"/>
+                    </pic:cNvPicPr>
+                  </pic:nvPicPr>
+                  <pic:blipFill>
+                    <a:blip r:embed="rId9" cstate="none"/>
+                    <a:srcRect/>
+                    <a:stretch>
+                      <a:fillRect/>
+                    </a:stretch>
+                  </pic:blipFill>
+                  <pic:spPr bwMode="auto">
+                    <a:xfrm>
+                      <a:off x="0" y="0"/>
+                      <a:ext cx="1238250" cy="933450"/>
+                    </a:xfrm>
+                    <a:prstGeom prst="rect">
+                      <a:avLst/>
+                    </a:prstGeom>
+                  </pic:spPr>
+                </pic:pic>
+              </a:graphicData>
+            </a:graphic>
+          </wp:inline>
+        </w:drawing>
+      </w:r>
+    </w:p>
+    <w:p>
+      <w:pPr>
+        <w:keepNext/>
+        <w:spacing w:after="20"/>
       </w:pPr>
       <w:r>
         <w:rPr>
@@ -222,7 +351,7 @@
     </w:p>
     <w:p>
       <w:pPr>
-        <w:spacing w:after="60"/>
+        <w:spacing w:after="160"/>
       </w:pPr>
       <w:r>
         <w:rPr>
@@ -234,22 +363,55 @@
     </w:p>
     <w:p>
       <w:pPr>
-        <w:spacing w:after="60"/>
-      </w:pPr>
-      <w:r>
-        <w:rPr>
-          <w:i/>
-          <w:iCs/>
-          <w:color w:val="5F6F80"/>
-          <w:sz w:val="19"/>
-          <w:szCs w:val="19"/>
-        </w:rPr>
-        <w:t xml:space="preserve">3 cups flour : 2 cups sugar (ingredient to ingredient)</w:t>
-      </w:r>
-    </w:p>
-    <w:p>
-      <w:pPr>
-        <w:spacing w:after="60"/>
+        <w:keepNext/>
+        <w:spacing w:after="20" w:before="120"/>
+        <w:jc w:val="center"/>
+      </w:pPr>
+      <w:r>
+        <w:drawing>
+          <wp:inline distT="0" distB="0" distL="0" distR="0">
+            <wp:extent cx="1238250" cy="933450"/>
+            <wp:effectExtent t="0" r="0" b="0" l="0"/>
+            <wp:docPr id="1" name="" descr="" title=""/>
+            <wp:cNvGraphicFramePr>
+              <a:graphicFrameLocks xmlns:a="http://schemas.openxmlformats.org/drawingml/2006/main" noChangeAspect="1"/>
+            </wp:cNvGraphicFramePr>
+            <a:graphic xmlns:a="http://schemas.openxmlformats.org/drawingml/2006/main">
+              <a:graphicData uri="http://schemas.openxmlformats.org/drawingml/2006/picture">
+                <pic:pic xmlns:pic="http://schemas.openxmlformats.org/drawingml/2006/picture">
+                  <pic:nvPicPr>
+                    <pic:cNvPr id="0" name="" descr=""/>
+                    <pic:cNvPicPr>
+                      <a:picLocks noChangeAspect="1" noChangeArrowheads="1"/>
+                    </pic:cNvPicPr>
+                  </pic:nvPicPr>
+                  <pic:blipFill>
+                    <a:blip r:embed="rId9" cstate="none"/>
+                    <a:srcRect/>
+                    <a:stretch>
+                      <a:fillRect/>
+                    </a:stretch>
+                  </pic:blipFill>
+                  <pic:spPr bwMode="auto">
+                    <a:xfrm>
+                      <a:off x="0" y="0"/>
+                      <a:ext cx="1238250" cy="933450"/>
+                    </a:xfrm>
+                    <a:prstGeom prst="rect">
+                      <a:avLst/>
+                    </a:prstGeom>
+                  </pic:spPr>
+                </pic:pic>
+              </a:graphicData>
+            </a:graphic>
+          </wp:inline>
+        </w:drawing>
+      </w:r>
+    </w:p>
+    <w:p>
+      <w:pPr>
+        <w:keepNext/>
+        <w:spacing w:after="20"/>
       </w:pPr>
       <w:r>
         <w:rPr>
@@ -274,7 +436,7 @@
     </w:p>
     <w:p>
       <w:pPr>
-        <w:spacing w:after="60"/>
+        <w:spacing w:after="160"/>
       </w:pPr>
       <w:r>
         <w:rPr>
@@ -286,22 +448,55 @@
     </w:p>
     <w:p>
       <w:pPr>
-        <w:spacing w:after="60"/>
-      </w:pPr>
-      <w:r>
-        <w:rPr>
-          <w:i/>
-          <w:iCs/>
-          <w:color w:val="5F6F80"/>
-          <w:sz w:val="19"/>
-          <w:szCs w:val="19"/>
-        </w:rPr>
-        <w:t xml:space="preserve">3 cups flour out of 5 cups total → 3:5</w:t>
-      </w:r>
-    </w:p>
-    <w:p>
-      <w:pPr>
-        <w:spacing w:after="60"/>
+        <w:keepNext/>
+        <w:spacing w:after="20" w:before="120"/>
+        <w:jc w:val="center"/>
+      </w:pPr>
+      <w:r>
+        <w:drawing>
+          <wp:inline distT="0" distB="0" distL="0" distR="0">
+            <wp:extent cx="1238250" cy="933450"/>
+            <wp:effectExtent t="0" r="0" b="0" l="0"/>
+            <wp:docPr id="1" name="" descr="" title=""/>
+            <wp:cNvGraphicFramePr>
+              <a:graphicFrameLocks xmlns:a="http://schemas.openxmlformats.org/drawingml/2006/main" noChangeAspect="1"/>
+            </wp:cNvGraphicFramePr>
+            <a:graphic xmlns:a="http://schemas.openxmlformats.org/drawingml/2006/main">
+              <a:graphicData uri="http://schemas.openxmlformats.org/drawingml/2006/picture">
+                <pic:pic xmlns:pic="http://schemas.openxmlformats.org/drawingml/2006/picture">
+                  <pic:nvPicPr>
+                    <pic:cNvPr id="0" name="" descr=""/>
+                    <pic:cNvPicPr>
+                      <a:picLocks noChangeAspect="1" noChangeArrowheads="1"/>
+                    </pic:cNvPicPr>
+                  </pic:nvPicPr>
+                  <pic:blipFill>
+                    <a:blip r:embed="rId9" cstate="none"/>
+                    <a:srcRect/>
+                    <a:stretch>
+                      <a:fillRect/>
+                    </a:stretch>
+                  </pic:blipFill>
+                  <pic:spPr bwMode="auto">
+                    <a:xfrm>
+                      <a:off x="0" y="0"/>
+                      <a:ext cx="1238250" cy="933450"/>
+                    </a:xfrm>
+                    <a:prstGeom prst="rect">
+                      <a:avLst/>
+                    </a:prstGeom>
+                  </pic:spPr>
+                </pic:pic>
+              </a:graphicData>
+            </a:graphic>
+          </wp:inline>
+        </w:drawing>
+      </w:r>
+    </w:p>
+    <w:p>
+      <w:pPr>
+        <w:keepNext/>
+        <w:spacing w:after="20"/>
       </w:pPr>
       <w:r>
         <w:rPr>
@@ -326,7 +521,7 @@
     </w:p>
     <w:p>
       <w:pPr>
-        <w:spacing w:after="60"/>
+        <w:spacing w:after="160"/>
       </w:pPr>
       <w:r>
         <w:rPr>
@@ -334,21 +529,6 @@
           <w:szCs w:val="21"/>
         </w:rPr>
         <w:t xml:space="preserve">Writing a ratio with two dots between the numbers, like 3:2.</w:t>
-      </w:r>
-    </w:p>
-    <w:p>
-      <w:pPr>
-        <w:spacing w:after="60"/>
-      </w:pPr>
-      <w:r>
-        <w:rPr>
-          <w:i/>
-          <w:iCs/>
-          <w:color w:val="5F6F80"/>
-          <w:sz w:val="19"/>
-          <w:szCs w:val="19"/>
-        </w:rPr>
-        <w:t xml:space="preserve">3 to 2 can be written as 3:2</w:t>
       </w:r>
     </w:p>
     <w:p>

--- a/lessons/3-1-flagship/downloads/3-1-flagship-notes.docx
+++ b/lessons/3-1-flagship/downloads/3-1-flagship-notes.docx
@@ -1223,7 +1223,7 @@
           <w:sz w:val="24"/>
           <w:szCs w:val="24"/>
         </w:rPr>
-        <w:t xml:space="preserve">Try the Model</w:t>
+        <w:t xml:space="preserve">Solved Example</w:t>
       </w:r>
       <w:r>
         <w:rPr>
@@ -1233,90 +1233,152 @@
           <w:sz w:val="19"/>
           <w:szCs w:val="19"/>
         </w:rPr>
-        <w:t xml:space="preserve">   step through it together</w:t>
-      </w:r>
-    </w:p>
-    <w:p>
-      <w:pPr>
-        <w:spacing w:after="80"/>
-      </w:pPr>
-      <w:r>
-        <w:rPr>
-          <w:sz w:val="21"/>
-          <w:szCs w:val="21"/>
-        </w:rPr>
-        <w:t xml:space="preserve">Chef Reyes wrote several comparisons on the board. Sort them into two groups: statements that ARE ratios and statements that are NOT ratios.</w:t>
-      </w:r>
-    </w:p>
-    <w:p>
-      <w:pPr>
+        <w:t xml:space="preserve">   I Do — watch each step</w:t>
+      </w:r>
+    </w:p>
+    <w:p>
+      <w:pPr>
+        <w:keepNext/>
         <w:spacing w:after="40"/>
       </w:pPr>
       <w:r>
-        <w:t xml:space="preserve"/>
-      </w:r>
-    </w:p>
-    <w:tbl>
-      <w:tblPr>
-        <w:tblW w:type="pct" w:w="100%"/>
-        <w:tblBorders>
-          <w:top w:val="single" w:color="C7D2DD" w:sz="6"/>
-          <w:left w:val="single" w:color="C7D2DD" w:sz="6"/>
-          <w:bottom w:val="single" w:color="C7D2DD" w:sz="6"/>
-          <w:right w:val="single" w:color="C7D2DD" w:sz="6"/>
-          <w:insideH w:val="single" w:color="auto" w:sz="4"/>
-          <w:insideV w:val="single" w:color="auto" w:sz="4"/>
-        </w:tblBorders>
-      </w:tblPr>
-      <w:tblGrid>
-        <w:gridCol w:w="100"/>
-      </w:tblGrid>
-      <w:tr>
-        <w:tc>
-          <w:tcPr>
-            <w:shd w:fill="E6F4F3" w:color="auto" w:val="clear"/>
-            <w:tcMar>
-              <w:top w:type="dxa" w:w="60"/>
-              <w:left w:type="dxa" w:w="120"/>
-              <w:bottom w:type="dxa" w:w="60"/>
-              <w:right w:type="dxa" w:w="120"/>
-            </w:tcMar>
-          </w:tcPr>
-          <w:p>
-            <w:pPr>
-              <w:spacing w:after="0" w:line="320"/>
-            </w:pPr>
-            <w:r>
-              <w:t xml:space="preserve"/>
-            </w:r>
-          </w:p>
-          <w:p>
-            <w:pPr>
-              <w:spacing w:after="0" w:line="320"/>
-            </w:pPr>
-            <w:r>
-              <w:t xml:space="preserve"/>
-            </w:r>
-          </w:p>
-          <w:p>
-            <w:pPr>
-              <w:spacing w:after="0" w:line="320"/>
-            </w:pPr>
-            <w:r>
-              <w:t xml:space="preserve"/>
-            </w:r>
-          </w:p>
-          <w:p>
-            <w:pPr>
-              <w:spacing w:after="0" w:line="320"/>
-            </w:pPr>
-            <w:r>
-              <w:t xml:space="preserve"/>
-            </w:r>
-          </w:p>
-        </w:tc>
-      </w:tr>
-    </w:tbl>
+        <w:rPr>
+          <w:b/>
+          <w:bCs/>
+          <w:color w:val="12355B"/>
+          <w:sz w:val="21"/>
+          <w:szCs w:val="21"/>
+        </w:rPr>
+        <w:t xml:space="preserve">Problem:  </w:t>
+      </w:r>
+      <w:r>
+        <w:rPr>
+          <w:sz w:val="21"/>
+          <w:szCs w:val="21"/>
+        </w:rPr>
+        <w:t xml:space="preserve">A recipe uses 4 cups of milk and 1 cup of cream. What is the ratio of milk to cream?</w:t>
+      </w:r>
+    </w:p>
+    <w:p>
+      <w:pPr>
+        <w:spacing w:after="30"/>
+        <w:ind w:left="420"/>
+      </w:pPr>
+      <w:r>
+        <w:rPr>
+          <w:sz w:val="20"/>
+          <w:szCs w:val="20"/>
+        </w:rPr>
+        <w:t xml:space="preserve">A)  4:1</w:t>
+      </w:r>
+    </w:p>
+    <w:p>
+      <w:pPr>
+        <w:spacing w:after="30"/>
+        <w:ind w:left="420"/>
+      </w:pPr>
+      <w:r>
+        <w:rPr>
+          <w:sz w:val="20"/>
+          <w:szCs w:val="20"/>
+        </w:rPr>
+        <w:t xml:space="preserve">B)  1:4</w:t>
+      </w:r>
+    </w:p>
+    <w:p>
+      <w:pPr>
+        <w:spacing w:after="30"/>
+        <w:ind w:left="420"/>
+      </w:pPr>
+      <w:r>
+        <w:rPr>
+          <w:sz w:val="20"/>
+          <w:szCs w:val="20"/>
+        </w:rPr>
+        <w:t xml:space="preserve">C)  4:5</w:t>
+      </w:r>
+    </w:p>
+    <w:p>
+      <w:pPr>
+        <w:spacing w:after="30"/>
+        <w:ind w:left="420"/>
+      </w:pPr>
+      <w:r>
+        <w:rPr>
+          <w:sz w:val="20"/>
+          <w:szCs w:val="20"/>
+        </w:rPr>
+        <w:t xml:space="preserve">D)  5:1</w:t>
+      </w:r>
+    </w:p>
+    <w:p>
+      <w:pPr>
+        <w:spacing w:after="20" w:before="50"/>
+      </w:pPr>
+      <w:r>
+        <w:rPr>
+          <w:b/>
+          <w:bCs/>
+          <w:color w:val="1FA6A2"/>
+          <w:sz w:val="21"/>
+          <w:szCs w:val="21"/>
+        </w:rPr>
+        <w:t xml:space="preserve">Step 1:  </w:t>
+      </w:r>
+      <w:r>
+        <w:rPr>
+          <w:sz w:val="21"/>
+          <w:szCs w:val="21"/>
+        </w:rPr>
+        <w:t xml:space="preserve">A ratio compares quantities in the order given.</w:t>
+      </w:r>
+    </w:p>
+    <w:p>
+      <w:pPr>
+        <w:spacing w:after="20" w:before="50"/>
+      </w:pPr>
+      <w:r>
+        <w:rPr>
+          <w:b/>
+          <w:bCs/>
+          <w:color w:val="1FA6A2"/>
+          <w:sz w:val="21"/>
+          <w:szCs w:val="21"/>
+        </w:rPr>
+        <w:t xml:space="preserve">Step 2:  </w:t>
+      </w:r>
+      <w:r>
+        <w:rPr>
+          <w:sz w:val="21"/>
+          <w:szCs w:val="21"/>
+        </w:rPr>
+        <w:t xml:space="preserve">Milk to cream = 4 to 1, or 4:1.</w:t>
+      </w:r>
+    </w:p>
+    <w:p>
+      <w:pPr>
+        <w:spacing w:after="40" w:before="60"/>
+      </w:pPr>
+      <w:r>
+        <w:rPr>
+          <w:b/>
+          <w:bCs/>
+          <w:color w:val="12355B"/>
+          <w:sz w:val="21"/>
+          <w:szCs w:val="21"/>
+        </w:rPr>
+        <w:t xml:space="preserve">Answer:  </w:t>
+      </w:r>
+      <w:r>
+        <w:rPr>
+          <w:b/>
+          <w:bCs/>
+          <w:sz w:val="21"/>
+          <w:szCs w:val="21"/>
+        </w:rPr>
+        <w:t xml:space="preserve">A. 4:1</w:t>
+      </w:r>
+    </w:p>
     <w:p>
       <w:pPr>
         <w:pStyle w:val="Heading1"/>
@@ -1361,6 +1423,170 @@
           <w:szCs w:val="19"/>
         </w:rPr>
         <w:t xml:space="preserve">   We Do — work with your class</w:t>
+      </w:r>
+    </w:p>
+    <w:p>
+      <w:pPr>
+        <w:keepNext/>
+        <w:spacing w:after="40" w:before="40"/>
+      </w:pPr>
+      <w:r>
+        <w:rPr>
+          <w:b/>
+          <w:bCs/>
+          <w:color w:val="12355B"/>
+          <w:sz w:val="21"/>
+          <w:szCs w:val="21"/>
+        </w:rPr>
+        <w:t xml:space="preserve">Problem:  </w:t>
+      </w:r>
+      <w:r>
+        <w:rPr>
+          <w:sz w:val="21"/>
+          <w:szCs w:val="21"/>
+        </w:rPr>
+        <w:t xml:space="preserve">Chef Reyes uses 6 strawberries and 2 bananas in a smoothie. What is the part-to-whole ratio of bananas to total fruit?</w:t>
+      </w:r>
+    </w:p>
+    <w:p>
+      <w:pPr>
+        <w:spacing w:after="30"/>
+        <w:ind w:left="420"/>
+      </w:pPr>
+      <w:r>
+        <w:rPr>
+          <w:sz w:val="20"/>
+          <w:szCs w:val="20"/>
+        </w:rPr>
+        <w:t xml:space="preserve">A)  2:8</w:t>
+      </w:r>
+    </w:p>
+    <w:p>
+      <w:pPr>
+        <w:spacing w:after="30"/>
+        <w:ind w:left="420"/>
+      </w:pPr>
+      <w:r>
+        <w:rPr>
+          <w:sz w:val="20"/>
+          <w:szCs w:val="20"/>
+        </w:rPr>
+        <w:t xml:space="preserve">B)  6:2</w:t>
+      </w:r>
+    </w:p>
+    <w:p>
+      <w:pPr>
+        <w:spacing w:after="30"/>
+        <w:ind w:left="420"/>
+      </w:pPr>
+      <w:r>
+        <w:rPr>
+          <w:sz w:val="20"/>
+          <w:szCs w:val="20"/>
+        </w:rPr>
+        <w:t xml:space="preserve">C)  2:6</w:t>
+      </w:r>
+    </w:p>
+    <w:p>
+      <w:pPr>
+        <w:spacing w:after="30"/>
+        <w:ind w:left="420"/>
+      </w:pPr>
+      <w:r>
+        <w:rPr>
+          <w:sz w:val="20"/>
+          <w:szCs w:val="20"/>
+        </w:rPr>
+        <w:t xml:space="preserve">D)  8:2</w:t>
+      </w:r>
+    </w:p>
+    <w:p>
+      <w:pPr>
+        <w:keepNext/>
+        <w:spacing w:after="0" w:before="50"/>
+      </w:pPr>
+      <w:r>
+        <w:rPr>
+          <w:b/>
+          <w:bCs/>
+          <w:color w:val="6B4FA0"/>
+          <w:sz w:val="21"/>
+          <w:szCs w:val="21"/>
+        </w:rPr>
+        <w:t xml:space="preserve">Step 1:</w:t>
+      </w:r>
+    </w:p>
+    <w:p>
+      <w:pPr>
+        <w:pBdr>
+          <w:bottom w:val="single" w:color="AFBECC" w:sz="6"/>
+        </w:pBdr>
+        <w:spacing w:after="30" w:before="150"/>
+      </w:pPr>
+      <w:r>
+        <w:t xml:space="preserve"/>
+      </w:r>
+    </w:p>
+    <w:p>
+      <w:pPr>
+        <w:keepNext/>
+        <w:spacing w:after="0" w:before="50"/>
+      </w:pPr>
+      <w:r>
+        <w:rPr>
+          <w:b/>
+          <w:bCs/>
+          <w:color w:val="6B4FA0"/>
+          <w:sz w:val="21"/>
+          <w:szCs w:val="21"/>
+        </w:rPr>
+        <w:t xml:space="preserve">Step 2:</w:t>
+      </w:r>
+    </w:p>
+    <w:p>
+      <w:pPr>
+        <w:pBdr>
+          <w:bottom w:val="single" w:color="AFBECC" w:sz="6"/>
+        </w:pBdr>
+        <w:spacing w:after="30" w:before="150"/>
+      </w:pPr>
+      <w:r>
+        <w:t xml:space="preserve"/>
+      </w:r>
+    </w:p>
+    <w:p>
+      <w:pPr>
+        <w:keepNext/>
+        <w:spacing w:after="0" w:before="60"/>
+      </w:pPr>
+      <w:r>
+        <w:rPr>
+          <w:b/>
+          <w:bCs/>
+          <w:color w:val="12355B"/>
+          <w:sz w:val="21"/>
+          <w:szCs w:val="21"/>
+        </w:rPr>
+        <w:t xml:space="preserve">Answer:</w:t>
+      </w:r>
+    </w:p>
+    <w:p>
+      <w:pPr>
+        <w:pBdr>
+          <w:bottom w:val="single" w:color="AFBECC" w:sz="6"/>
+        </w:pBdr>
+        <w:spacing w:after="30" w:before="150"/>
+      </w:pPr>
+      <w:r>
+        <w:t xml:space="preserve"/>
+      </w:r>
+    </w:p>
+    <w:p>
+      <w:pPr>
+        <w:spacing w:after="80"/>
+      </w:pPr>
+      <w:r>
+        <w:t xml:space="preserve"/>
       </w:r>
     </w:p>
     <w:tbl>
@@ -1865,7 +2091,7 @@
           <w:sz w:val="21"/>
           <w:szCs w:val="21"/>
         </w:rPr>
-        <w:t xml:space="preserve">A recipe uses 4 cups of milk and 1 cup of cream. What is the ratio of milk to cream?</w:t>
+        <w:t xml:space="preserve">In a class of 30 students, 18 are girls. What is the part-to-part ratio of boys to girls?</w:t>
       </w:r>
     </w:p>
     <w:p>
@@ -1878,7 +2104,7 @@
           <w:sz w:val="20"/>
           <w:szCs w:val="20"/>
         </w:rPr>
-        <w:t xml:space="preserve">A)  4:1</w:t>
+        <w:t xml:space="preserve">A)  12:18</w:t>
       </w:r>
     </w:p>
     <w:p>
@@ -1891,7 +2117,7 @@
           <w:sz w:val="20"/>
           <w:szCs w:val="20"/>
         </w:rPr>
-        <w:t xml:space="preserve">B)  1:4</w:t>
+        <w:t xml:space="preserve">B)  18:12</w:t>
       </w:r>
     </w:p>
     <w:p>
@@ -1904,7 +2130,7 @@
           <w:sz w:val="20"/>
           <w:szCs w:val="20"/>
         </w:rPr>
-        <w:t xml:space="preserve">C)  4:5</w:t>
+        <w:t xml:space="preserve">C)  18:30</w:t>
       </w:r>
     </w:p>
     <w:p>
@@ -1917,7 +2143,7 @@
           <w:sz w:val="20"/>
           <w:szCs w:val="20"/>
         </w:rPr>
-        <w:t xml:space="preserve">D)  5:1</w:t>
+        <w:t xml:space="preserve">D)  12:30</w:t>
       </w:r>
     </w:p>
     <w:p>
@@ -1995,7 +2221,7 @@
           <w:sz w:val="21"/>
           <w:szCs w:val="21"/>
         </w:rPr>
-        <w:t xml:space="preserve">Chef Reyes uses 6 strawberries and 2 bananas in a smoothie. What is the part-to-whole ratio of bananas to total fruit?</w:t>
+        <w:t xml:space="preserve">A pet store has 5 dogs and 9 cats. What is the ratio of dogs to cats?</w:t>
       </w:r>
     </w:p>
     <w:p>
@@ -2008,7 +2234,7 @@
           <w:sz w:val="20"/>
           <w:szCs w:val="20"/>
         </w:rPr>
-        <w:t xml:space="preserve">A)  2:8</w:t>
+        <w:t xml:space="preserve">A)  5:9</w:t>
       </w:r>
     </w:p>
     <w:p>
@@ -2021,7 +2247,7 @@
           <w:sz w:val="20"/>
           <w:szCs w:val="20"/>
         </w:rPr>
-        <w:t xml:space="preserve">B)  6:2</w:t>
+        <w:t xml:space="preserve">B)  9:5</w:t>
       </w:r>
     </w:p>
     <w:p>
@@ -2034,7 +2260,7 @@
           <w:sz w:val="20"/>
           <w:szCs w:val="20"/>
         </w:rPr>
-        <w:t xml:space="preserve">C)  2:6</w:t>
+        <w:t xml:space="preserve">C)  5:14</w:t>
       </w:r>
     </w:p>
     <w:p>
@@ -2047,7 +2273,7 @@
           <w:sz w:val="20"/>
           <w:szCs w:val="20"/>
         </w:rPr>
-        <w:t xml:space="preserve">D)  8:2</w:t>
+        <w:t xml:space="preserve">D)  14:5</w:t>
       </w:r>
     </w:p>
     <w:p>
@@ -2125,7 +2351,7 @@
           <w:sz w:val="21"/>
           <w:szCs w:val="21"/>
         </w:rPr>
-        <w:t xml:space="preserve">In a class of 30 students, 18 are girls. What is the part-to-part ratio of boys to girls?</w:t>
+        <w:t xml:space="preserve">A fruit salad has 5 pieces of melon, 3 pieces of pineapple, and 2 grapes. What is the ratio of pineapple to melon?</w:t>
       </w:r>
     </w:p>
     <w:p>
@@ -2138,7 +2364,7 @@
           <w:sz w:val="20"/>
           <w:szCs w:val="20"/>
         </w:rPr>
-        <w:t xml:space="preserve">A)  12:18</w:t>
+        <w:t xml:space="preserve">A)  3:5</w:t>
       </w:r>
     </w:p>
     <w:p>
@@ -2151,7 +2377,7 @@
           <w:sz w:val="20"/>
           <w:szCs w:val="20"/>
         </w:rPr>
-        <w:t xml:space="preserve">B)  18:12</w:t>
+        <w:t xml:space="preserve">B)  5:3</w:t>
       </w:r>
     </w:p>
     <w:p>
@@ -2164,7 +2390,7 @@
           <w:sz w:val="20"/>
           <w:szCs w:val="20"/>
         </w:rPr>
-        <w:t xml:space="preserve">C)  18:30</w:t>
+        <w:t xml:space="preserve">C)  3:10</w:t>
       </w:r>
     </w:p>
     <w:p>
@@ -2177,7 +2403,7 @@
           <w:sz w:val="20"/>
           <w:szCs w:val="20"/>
         </w:rPr>
-        <w:t xml:space="preserve">D)  12:30</w:t>
+        <w:t xml:space="preserve">D)  3:2</w:t>
       </w:r>
     </w:p>
     <w:p>
@@ -2255,7 +2481,7 @@
           <w:sz w:val="21"/>
           <w:szCs w:val="21"/>
         </w:rPr>
-        <w:t xml:space="preserve">A pet store has 5 dogs and 9 cats. What is the ratio of dogs to cats?</w:t>
+        <w:t xml:space="preserve">A parking lot has 10 cars and 6 trucks. What is the part-to-whole ratio of trucks to total vehicles?</w:t>
       </w:r>
     </w:p>
     <w:p>
@@ -2268,7 +2494,7 @@
           <w:sz w:val="20"/>
           <w:szCs w:val="20"/>
         </w:rPr>
-        <w:t xml:space="preserve">A)  5:9</w:t>
+        <w:t xml:space="preserve">A)  6:16</w:t>
       </w:r>
     </w:p>
     <w:p>
@@ -2281,7 +2507,7 @@
           <w:sz w:val="20"/>
           <w:szCs w:val="20"/>
         </w:rPr>
-        <w:t xml:space="preserve">B)  9:5</w:t>
+        <w:t xml:space="preserve">B)  10:6</w:t>
       </w:r>
     </w:p>
     <w:p>
@@ -2294,7 +2520,7 @@
           <w:sz w:val="20"/>
           <w:szCs w:val="20"/>
         </w:rPr>
-        <w:t xml:space="preserve">C)  5:14</w:t>
+        <w:t xml:space="preserve">C)  6:10</w:t>
       </w:r>
     </w:p>
     <w:p>
@@ -2307,7 +2533,7 @@
           <w:sz w:val="20"/>
           <w:szCs w:val="20"/>
         </w:rPr>
-        <w:t xml:space="preserve">D)  14:5</w:t>
+        <w:t xml:space="preserve">D)  16:6</w:t>
       </w:r>
     </w:p>
     <w:p>
@@ -3020,6 +3246,64 @@
           <w:sz w:val="24"/>
           <w:szCs w:val="24"/>
         </w:rPr>
+        <w:t xml:space="preserve">Worked Notes (I Do / We Do)</w:t>
+      </w:r>
+    </w:p>
+    <w:p>
+      <w:pPr>
+        <w:spacing w:after="80"/>
+      </w:pPr>
+      <w:r>
+        <w:rPr>
+          <w:b/>
+          <w:bCs/>
+          <w:sz w:val="21"/>
+          <w:szCs w:val="21"/>
+        </w:rPr>
+        <w:t xml:space="preserve">I Do:  </w:t>
+      </w:r>
+      <w:r>
+        <w:rPr>
+          <w:sz w:val="21"/>
+          <w:szCs w:val="21"/>
+        </w:rPr>
+        <w:t xml:space="preserve">A. 4:1</w:t>
+      </w:r>
+    </w:p>
+    <w:p>
+      <w:pPr>
+        <w:spacing w:after="80"/>
+      </w:pPr>
+      <w:r>
+        <w:rPr>
+          <w:b/>
+          <w:bCs/>
+          <w:sz w:val="21"/>
+          <w:szCs w:val="21"/>
+        </w:rPr>
+        <w:t xml:space="preserve">We Do:  </w:t>
+      </w:r>
+      <w:r>
+        <w:rPr>
+          <w:sz w:val="21"/>
+          <w:szCs w:val="21"/>
+        </w:rPr>
+        <w:t xml:space="preserve">A. 2:8</w:t>
+      </w:r>
+    </w:p>
+    <w:p>
+      <w:pPr>
+        <w:pStyle w:val="Heading2"/>
+        <w:spacing w:after="80" w:before="180"/>
+      </w:pPr>
+      <w:r>
+        <w:rPr>
+          <w:b/>
+          <w:bCs/>
+          <w:color w:val="12355B"/>
+          <w:sz w:val="24"/>
+          <w:szCs w:val="24"/>
+        </w:rPr>
         <w:t xml:space="preserve">Independent Practice</w:t>
       </w:r>
     </w:p>
@@ -3041,7 +3325,7 @@
           <w:sz w:val="21"/>
           <w:szCs w:val="21"/>
         </w:rPr>
-        <w:t xml:space="preserve">A)  4:1</w:t>
+        <w:t xml:space="preserve">A)  12:18</w:t>
       </w:r>
       <w:r>
         <w:rPr>
@@ -3051,7 +3335,7 @@
           <w:sz w:val="19"/>
           <w:szCs w:val="19"/>
         </w:rPr>
-        <w:t xml:space="preserve">  — A ratio compares quantities in the order given. Milk to cream = 4 to 1, or 4:1.</w:t>
+        <w:t xml:space="preserve">  — Boys = 30 − 18 = 12. Part-to-part ratio of boys to girls = 12:18. (Order matters!)</w:t>
       </w:r>
     </w:p>
     <w:p>
@@ -3072,7 +3356,7 @@
           <w:sz w:val="21"/>
           <w:szCs w:val="21"/>
         </w:rPr>
-        <w:t xml:space="preserve">A)  2:8</w:t>
+        <w:t xml:space="preserve">A)  5:9</w:t>
       </w:r>
       <w:r>
         <w:rPr>
@@ -3082,7 +3366,7 @@
           <w:sz w:val="19"/>
           <w:szCs w:val="19"/>
         </w:rPr>
-        <w:t xml:space="preserve">  — Total fruit = 6 + 2 = 8. The part-to-whole ratio of bananas to total fruit is 2:8.</w:t>
+        <w:t xml:space="preserve">  — The ratio of dogs to cats compares dogs first, then cats: 5 to 9, or 5:9.</w:t>
       </w:r>
     </w:p>
     <w:p>
@@ -3103,7 +3387,7 @@
           <w:sz w:val="21"/>
           <w:szCs w:val="21"/>
         </w:rPr>
-        <w:t xml:space="preserve">A)  12:18</w:t>
+        <w:t xml:space="preserve">A)  3:5</w:t>
       </w:r>
       <w:r>
         <w:rPr>
@@ -3113,7 +3397,7 @@
           <w:sz w:val="19"/>
           <w:szCs w:val="19"/>
         </w:rPr>
-        <w:t xml:space="preserve">  — Boys = 30 − 18 = 12. Part-to-part ratio of boys to girls = 12:18. (Order matters!)</w:t>
+        <w:t xml:space="preserve">  — The ratio of pineapple to melon compares pineapple (3) to melon (5), so the ratio is 3:5.</w:t>
       </w:r>
     </w:p>
     <w:p>
@@ -3134,7 +3418,7 @@
           <w:sz w:val="21"/>
           <w:szCs w:val="21"/>
         </w:rPr>
-        <w:t xml:space="preserve">A)  5:9</w:t>
+        <w:t xml:space="preserve">A)  6:16</w:t>
       </w:r>
       <w:r>
         <w:rPr>
@@ -3144,7 +3428,7 @@
           <w:sz w:val="19"/>
           <w:szCs w:val="19"/>
         </w:rPr>
-        <w:t xml:space="preserve">  — The ratio of dogs to cats compares dogs first, then cats: 5 to 9, or 5:9.</w:t>
+        <w:t xml:space="preserve">  — Total vehicles = 10 + 6 = 16. The ratio of trucks to total is 6:16.</w:t>
       </w:r>
     </w:p>
     <w:p>

--- a/lessons/3-1-flagship/downloads/3-1-flagship-notes.docx
+++ b/lessons/3-1-flagship/downloads/3-1-flagship-notes.docx
@@ -1023,6 +1023,216 @@
     <w:p>
       <w:pPr>
         <w:pStyle w:val="Heading1"/>
+        <w:pBdr>
+          <w:bottom w:val="single" w:color="1FA6A2" w:sz="14" w:space="6"/>
+        </w:pBdr>
+        <w:spacing w:after="140" w:before="260"/>
+      </w:pPr>
+      <w:r>
+        <w:rPr>
+          <w:b/>
+          <w:bCs/>
+          <w:color w:val="12355B"/>
+          <w:sz w:val="30"/>
+          <w:szCs w:val="30"/>
+        </w:rPr>
+        <w:t xml:space="preserve">Guided Notes</w:t>
+      </w:r>
+    </w:p>
+    <w:p>
+      <w:pPr>
+        <w:spacing w:after="100"/>
+      </w:pPr>
+      <w:r>
+        <w:rPr>
+          <w:i/>
+          <w:iCs/>
+          <w:color w:val="5F6F80"/>
+          <w:sz w:val="19"/>
+          <w:szCs w:val="19"/>
+        </w:rPr>
+        <w:t xml:space="preserve">Fill in each blank as we go. Use the Word Bank to help you.</w:t>
+      </w:r>
+    </w:p>
+    <w:tbl>
+      <w:tblPr>
+        <w:tblW w:type="pct" w:w="100%"/>
+        <w:tblBorders>
+          <w:top w:val="single" w:color="BBD0DE" w:sz="8"/>
+          <w:left w:val="single" w:color="BBD0DE" w:sz="8"/>
+          <w:bottom w:val="single" w:color="BBD0DE" w:sz="8"/>
+          <w:right w:val="single" w:color="BBD0DE" w:sz="8"/>
+          <w:insideH w:val="single" w:color="auto" w:sz="4"/>
+          <w:insideV w:val="single" w:color="auto" w:sz="4"/>
+        </w:tblBorders>
+      </w:tblPr>
+      <w:tblGrid>
+        <w:gridCol w:w="100"/>
+      </w:tblGrid>
+      <w:tr>
+        <w:tc>
+          <w:tcPr>
+            <w:shd w:fill="EEF4F8" w:color="auto" w:val="clear"/>
+            <w:tcMar>
+              <w:top w:type="dxa" w:w="120"/>
+              <w:left w:type="dxa" w:w="180"/>
+              <w:bottom w:type="dxa" w:w="120"/>
+              <w:right w:type="dxa" w:w="180"/>
+            </w:tcMar>
+          </w:tcPr>
+          <w:p>
+            <w:pPr>
+              <w:spacing w:after="40"/>
+            </w:pPr>
+            <w:r>
+              <w:rPr>
+                <w:b/>
+                <w:bCs/>
+                <w:color w:val="1FA6A2"/>
+                <w:sz w:val="18"/>
+                <w:szCs w:val="18"/>
+              </w:rPr>
+              <w:t xml:space="preserve">WORD BANK</w:t>
+            </w:r>
+          </w:p>
+          <w:p>
+            <w:pPr>
+              <w:spacing w:after="80"/>
+            </w:pPr>
+            <w:r>
+              <w:rPr>
+                <w:b/>
+                <w:bCs/>
+                <w:sz w:val="21"/>
+                <w:szCs w:val="21"/>
+              </w:rPr>
+              <w:t xml:space="preserve">Ratio      •      Comparison      •      Part-to-part      •      Part-to-whole      •      Colon notation</w:t>
+            </w:r>
+          </w:p>
+        </w:tc>
+      </w:tr>
+    </w:tbl>
+    <w:p>
+      <w:pPr>
+        <w:spacing w:after="80"/>
+      </w:pPr>
+      <w:r>
+        <w:t xml:space="preserve"/>
+      </w:r>
+    </w:p>
+    <w:p>
+      <w:pPr>
+        <w:spacing w:after="120" w:before="80"/>
+      </w:pPr>
+      <w:r>
+        <w:rPr>
+          <w:b/>
+          <w:bCs/>
+          <w:color w:val="12355B"/>
+          <w:sz w:val="22"/>
+          <w:szCs w:val="22"/>
+        </w:rPr>
+        <w:t xml:space="preserve">1.  </w:t>
+      </w:r>
+      <w:r>
+        <w:rPr>
+          <w:sz w:val="22"/>
+          <w:szCs w:val="22"/>
+        </w:rPr>
+        <w:t xml:space="preserve">A comparison of two quantities, like 3 to 5, is a ___.</w:t>
+      </w:r>
+    </w:p>
+    <w:p>
+      <w:pPr>
+        <w:spacing w:after="120" w:before="80"/>
+      </w:pPr>
+      <w:r>
+        <w:rPr>
+          <w:b/>
+          <w:bCs/>
+          <w:color w:val="12355B"/>
+          <w:sz w:val="22"/>
+          <w:szCs w:val="22"/>
+        </w:rPr>
+        <w:t xml:space="preserve">2.  </w:t>
+      </w:r>
+      <w:r>
+        <w:rPr>
+          <w:sz w:val="22"/>
+          <w:szCs w:val="22"/>
+        </w:rPr>
+        <w:t xml:space="preserve">Showing how two amounts relate to each other is a ___.</w:t>
+      </w:r>
+    </w:p>
+    <w:p>
+      <w:pPr>
+        <w:spacing w:after="120" w:before="80"/>
+      </w:pPr>
+      <w:r>
+        <w:rPr>
+          <w:b/>
+          <w:bCs/>
+          <w:color w:val="12355B"/>
+          <w:sz w:val="22"/>
+          <w:szCs w:val="22"/>
+        </w:rPr>
+        <w:t xml:space="preserve">3.  </w:t>
+      </w:r>
+      <w:r>
+        <w:rPr>
+          <w:sz w:val="22"/>
+          <w:szCs w:val="22"/>
+        </w:rPr>
+        <w:t xml:space="preserve">A ratio that compares one part of a group to another part is a ___ ratio.</w:t>
+      </w:r>
+    </w:p>
+    <w:p>
+      <w:pPr>
+        <w:spacing w:after="120" w:before="80"/>
+      </w:pPr>
+      <w:r>
+        <w:rPr>
+          <w:b/>
+          <w:bCs/>
+          <w:color w:val="12355B"/>
+          <w:sz w:val="22"/>
+          <w:szCs w:val="22"/>
+        </w:rPr>
+        <w:t xml:space="preserve">4.  </w:t>
+      </w:r>
+      <w:r>
+        <w:rPr>
+          <w:sz w:val="22"/>
+          <w:szCs w:val="22"/>
+        </w:rPr>
+        <w:t xml:space="preserve">A ratio that compares one part of a group to the total is a ___ ratio.</w:t>
+      </w:r>
+    </w:p>
+    <w:p>
+      <w:pPr>
+        <w:spacing w:after="120" w:before="80"/>
+      </w:pPr>
+      <w:r>
+        <w:rPr>
+          <w:b/>
+          <w:bCs/>
+          <w:color w:val="12355B"/>
+          <w:sz w:val="22"/>
+          <w:szCs w:val="22"/>
+        </w:rPr>
+        <w:t xml:space="preserve">5.  </w:t>
+      </w:r>
+      <w:r>
+        <w:rPr>
+          <w:sz w:val="22"/>
+          <w:szCs w:val="22"/>
+        </w:rPr>
+        <w:t xml:space="preserve">Writing a ratio with a colon, like 3:5, is using ___.</w:t>
+      </w:r>
+    </w:p>
+    <w:p>
+      <w:pPr>
+        <w:pStyle w:val="Heading1"/>
         <w:pageBreakBefore/>
         <w:pBdr>
           <w:bottom w:val="single" w:color="1FA6A2" w:sz="14" w:space="6"/>
@@ -2010,6 +2220,87 @@
     </w:p>
     <w:p>
       <w:pPr>
+        <w:spacing w:after="40" w:before="80"/>
+      </w:pPr>
+      <w:r>
+        <w:rPr>
+          <w:b/>
+          <w:bCs/>
+          <w:color w:val="12355B"/>
+          <w:sz w:val="21"/>
+          <w:szCs w:val="21"/>
+        </w:rPr>
+        <w:t xml:space="preserve">4. </w:t>
+      </w:r>
+      <w:r>
+        <w:rPr>
+          <w:b/>
+          <w:bCs/>
+          <w:color w:val="6B4FA0"/>
+          <w:sz w:val="19"/>
+          <w:szCs w:val="19"/>
+        </w:rPr>
+        <w:t xml:space="preserve">[Practice] </w:t>
+      </w:r>
+      <w:r>
+        <w:rPr>
+          <w:b/>
+          <w:bCs/>
+          <w:sz w:val="21"/>
+          <w:szCs w:val="21"/>
+        </w:rPr>
+        <w:t xml:space="preserve">During practice on Understand Ratios, what strategy did you use when a problem felt tricky?</w:t>
+      </w:r>
+    </w:p>
+    <w:p>
+      <w:pPr>
+        <w:spacing w:after="60"/>
+      </w:pPr>
+      <w:r>
+        <w:rPr>
+          <w:color w:val="1A2733"/>
+          <w:sz w:val="21"/>
+          <w:szCs w:val="21"/>
+        </w:rPr>
+        <w:t xml:space="preserve">Start with:  This is a ratio because it compares ___ to ___.</w:t>
+      </w:r>
+      <w:r>
+        <w:rPr>
+          <w:i/>
+          <w:iCs/>
+          <w:color w:val="5F6F80"/>
+          <w:sz w:val="19"/>
+          <w:szCs w:val="19"/>
+        </w:rPr>
+        <w:br/>
+        <w:t xml:space="preserve">Esto es una razón porque compara ___ con ___.</w:t>
+      </w:r>
+    </w:p>
+    <w:p>
+      <w:pPr>
+        <w:spacing w:after="80"/>
+      </w:pPr>
+      <w:r>
+        <w:rPr>
+          <w:b/>
+          <w:bCs/>
+          <w:color w:val="12355B"/>
+          <w:sz w:val="19"/>
+          <w:szCs w:val="19"/>
+        </w:rPr>
+        <w:t xml:space="preserve">Word bank:  </w:t>
+      </w:r>
+      <w:r>
+        <w:rPr>
+          <w:color w:val="1FA6A2"/>
+          <w:sz w:val="19"/>
+          <w:szCs w:val="19"/>
+        </w:rPr>
+        <w:t xml:space="preserve">Ratio,  Comparison,  Part-to-part,  Part-to-whole</w:t>
+      </w:r>
+    </w:p>
+    <w:p>
+      <w:pPr>
         <w:pStyle w:val="Heading1"/>
         <w:pageBreakBefore/>
         <w:pBdr>
@@ -2606,33 +2897,7 @@
           <w:sz w:val="30"/>
           <w:szCs w:val="30"/>
         </w:rPr>
-        <w:t xml:space="preserve">Write About the Math</w:t>
-      </w:r>
-    </w:p>
-    <w:p>
-      <w:pPr>
-        <w:pStyle w:val="Heading2"/>
-        <w:spacing w:after="80" w:before="180"/>
-      </w:pPr>
-      <w:r>
-        <w:rPr>
-          <w:b/>
-          <w:bCs/>
-          <w:color w:val="12355B"/>
-          <w:sz w:val="24"/>
-          <w:szCs w:val="24"/>
-        </w:rPr>
-        <w:t xml:space="preserve">Build Strong Sentences</w:t>
-      </w:r>
-      <w:r>
-        <w:rPr>
-          <w:i/>
-          <w:iCs/>
-          <w:color w:val="B97A12"/>
-          <w:sz w:val="19"/>
-          <w:szCs w:val="19"/>
-        </w:rPr>
-        <w:t xml:space="preserve">   The Writing Revolution</w:t>
+        <w:t xml:space="preserve">Exit Ticket</w:t>
       </w:r>
     </w:p>
     <w:p>
@@ -2647,435 +2912,86 @@
           <w:sz w:val="19"/>
           <w:szCs w:val="19"/>
         </w:rPr>
-        <w:t xml:space="preserve">I can explain a comparison using the words ratio, part-to-part, part-to-whole, and colon notation.</w:t>
-      </w:r>
-    </w:p>
-    <w:p>
-      <w:pPr>
-        <w:pStyle w:val="Heading2"/>
-        <w:spacing w:after="80" w:before="180"/>
-      </w:pPr>
-      <w:r>
-        <w:rPr>
-          <w:b/>
-          <w:bCs/>
-          <w:color w:val="12355B"/>
-          <w:sz w:val="24"/>
-          <w:szCs w:val="24"/>
-        </w:rPr>
-        <w:t xml:space="preserve">1. Kernel Sentence</w:t>
-      </w:r>
-      <w:r>
-        <w:rPr>
-          <w:i/>
-          <w:iCs/>
-          <w:color w:val="1FA6A2"/>
-          <w:sz w:val="19"/>
-          <w:szCs w:val="19"/>
-        </w:rPr>
-        <w:t xml:space="preserve">   subject + verb</w:t>
-      </w:r>
-    </w:p>
-    <w:tbl>
-      <w:tblPr>
-        <w:tblW w:type="pct" w:w="100%"/>
-        <w:tblBorders>
-          <w:top w:val="single" w:color="B97A12" w:sz="8"/>
-          <w:left w:val="single" w:color="B97A12" w:sz="8"/>
-          <w:bottom w:val="single" w:color="B97A12" w:sz="8"/>
-          <w:right w:val="single" w:color="B97A12" w:sz="8"/>
-          <w:insideH w:val="single" w:color="auto" w:sz="4"/>
-          <w:insideV w:val="single" w:color="auto" w:sz="4"/>
-        </w:tblBorders>
-      </w:tblPr>
-      <w:tblGrid>
-        <w:gridCol w:w="100"/>
-      </w:tblGrid>
-      <w:tr>
-        <w:tc>
-          <w:tcPr>
-            <w:shd w:fill="FBF3E2" w:color="auto" w:val="clear"/>
-            <w:tcMar>
-              <w:top w:type="dxa" w:w="120"/>
-              <w:left w:type="dxa" w:w="180"/>
-              <w:bottom w:type="dxa" w:w="120"/>
-              <w:right w:type="dxa" w:w="180"/>
-            </w:tcMar>
-          </w:tcPr>
-          <w:p>
-            <w:pPr>
-              <w:spacing w:after="0"/>
-            </w:pPr>
-            <w:r>
-              <w:rPr>
-                <w:b/>
-                <w:bCs/>
-                <w:color w:val="1FA6A2"/>
-                <w:sz w:val="20"/>
-                <w:szCs w:val="20"/>
-              </w:rPr>
-              <w:t xml:space="preserve">Model:  </w:t>
-            </w:r>
-            <w:r>
-              <w:rPr>
-                <w:sz w:val="20"/>
-                <w:szCs w:val="20"/>
-              </w:rPr>
-              <w:t xml:space="preserve">Ratio is a way to compare two amounts, like 3 to 2.</w:t>
-            </w:r>
-          </w:p>
-        </w:tc>
-      </w:tr>
-    </w:tbl>
+        <w:t xml:space="preserve">Answer on your own. This shows what you learned today.</w:t>
+      </w:r>
+    </w:p>
+    <w:p>
+      <w:pPr>
+        <w:spacing w:after="80" w:before="80"/>
+      </w:pPr>
+      <w:r>
+        <w:rPr>
+          <w:color w:val="B97A12"/>
+          <w:sz w:val="22"/>
+          <w:szCs w:val="22"/>
+        </w:rPr>
+        <w:t xml:space="preserve">★  </w:t>
+      </w:r>
+      <w:r>
+        <w:rPr>
+          <w:b/>
+          <w:bCs/>
+          <w:sz w:val="22"/>
+          <w:szCs w:val="22"/>
+        </w:rPr>
+        <w:t xml:space="preserve">A bag of trail mix contains 8 peanuts and 5 raisins. What is the ratio of raisins to total pieces?</w:t>
+      </w:r>
+    </w:p>
+    <w:p>
+      <w:pPr>
+        <w:spacing w:after="60"/>
+        <w:ind w:left="420"/>
+      </w:pPr>
+      <w:r>
+        <w:rPr>
+          <w:sz w:val="21"/>
+          <w:szCs w:val="21"/>
+        </w:rPr>
+        <w:t xml:space="preserve">A)  5:13</w:t>
+      </w:r>
+    </w:p>
+    <w:p>
+      <w:pPr>
+        <w:spacing w:after="60"/>
+        <w:ind w:left="420"/>
+      </w:pPr>
+      <w:r>
+        <w:rPr>
+          <w:sz w:val="21"/>
+          <w:szCs w:val="21"/>
+        </w:rPr>
+        <w:t xml:space="preserve">B)  8:5</w:t>
+      </w:r>
+    </w:p>
+    <w:p>
+      <w:pPr>
+        <w:spacing w:after="60"/>
+        <w:ind w:left="420"/>
+      </w:pPr>
+      <w:r>
+        <w:rPr>
+          <w:sz w:val="21"/>
+          <w:szCs w:val="21"/>
+        </w:rPr>
+        <w:t xml:space="preserve">C)  5:8</w:t>
+      </w:r>
+    </w:p>
+    <w:p>
+      <w:pPr>
+        <w:spacing w:after="60"/>
+        <w:ind w:left="420"/>
+      </w:pPr>
+      <w:r>
+        <w:rPr>
+          <w:sz w:val="21"/>
+          <w:szCs w:val="21"/>
+        </w:rPr>
+        <w:t xml:space="preserve">D)  13:5</w:t>
+      </w:r>
+    </w:p>
     <w:p>
       <w:pPr>
         <w:spacing w:after="40"/>
-      </w:pPr>
-      <w:r>
-        <w:t xml:space="preserve"/>
-      </w:r>
-    </w:p>
-    <w:p>
-      <w:pPr>
-        <w:spacing w:after="60"/>
-      </w:pPr>
-      <w:r>
-        <w:rPr>
-          <w:color w:val="1A2733"/>
-          <w:sz w:val="21"/>
-          <w:szCs w:val="21"/>
-        </w:rPr>
-        <w:t xml:space="preserve">Write a kernel sentence about ratio. Use a subject and a verb.</w:t>
-      </w:r>
-      <w:r>
-        <w:rPr>
-          <w:i/>
-          <w:iCs/>
-          <w:color w:val="5F6F80"/>
-          <w:sz w:val="19"/>
-          <w:szCs w:val="19"/>
-        </w:rPr>
-        <w:br/>
-        <w:t xml:space="preserve">Escribe una oración base sobre razón. Usa un sujeto y un verbo.</w:t>
-      </w:r>
-    </w:p>
-    <w:p>
-      <w:pPr>
-        <w:pBdr>
-          <w:bottom w:val="single" w:color="AFBECC" w:sz="6"/>
-        </w:pBdr>
-        <w:spacing w:after="30" w:before="150"/>
-      </w:pPr>
-      <w:r>
-        <w:t xml:space="preserve"/>
-      </w:r>
-    </w:p>
-    <w:p>
-      <w:pPr>
-        <w:pBdr>
-          <w:bottom w:val="single" w:color="AFBECC" w:sz="6"/>
-        </w:pBdr>
-        <w:spacing w:after="30" w:before="150"/>
-      </w:pPr>
-      <w:r>
-        <w:t xml:space="preserve"/>
-      </w:r>
-    </w:p>
-    <w:p>
-      <w:pPr>
-        <w:pStyle w:val="Heading2"/>
-        <w:spacing w:after="80" w:before="180"/>
-      </w:pPr>
-      <w:r>
-        <w:rPr>
-          <w:b/>
-          <w:bCs/>
-          <w:color w:val="12355B"/>
-          <w:sz w:val="24"/>
-          <w:szCs w:val="24"/>
-        </w:rPr>
-        <w:t xml:space="preserve">2. Sentence Expansion</w:t>
-      </w:r>
-      <w:r>
-        <w:rPr>
-          <w:i/>
-          <w:iCs/>
-          <w:color w:val="1FA6A2"/>
-          <w:sz w:val="19"/>
-          <w:szCs w:val="19"/>
-        </w:rPr>
-        <w:t xml:space="preserve">   because · but · so</w:t>
-      </w:r>
-    </w:p>
-    <w:p>
-      <w:pPr>
-        <w:spacing w:after="80"/>
-      </w:pPr>
-      <w:r>
-        <w:rPr>
-          <w:b/>
-          <w:bCs/>
-          <w:color w:val="1FA6A2"/>
-          <w:sz w:val="20"/>
-          <w:szCs w:val="20"/>
-        </w:rPr>
-        <w:t xml:space="preserve">Kernel:  </w:t>
-      </w:r>
-      <w:r>
-        <w:rPr>
-          <w:sz w:val="20"/>
-          <w:szCs w:val="20"/>
-        </w:rPr>
-        <w:t xml:space="preserve">Ratio matters in math</w:t>
-      </w:r>
-    </w:p>
-    <w:p>
-      <w:pPr>
-        <w:spacing w:after="80"/>
-      </w:pPr>
-      <w:r>
-        <w:rPr>
-          <w:b/>
-          <w:bCs/>
-          <w:color w:val="12355B"/>
-          <w:sz w:val="21"/>
-          <w:szCs w:val="21"/>
-        </w:rPr>
-        <w:t xml:space="preserve">because  </w:t>
-      </w:r>
-      <w:r>
-        <w:rPr>
-          <w:sz w:val="21"/>
-          <w:szCs w:val="21"/>
-        </w:rPr>
-        <w:t xml:space="preserve">Ratio matters in math because ___.</w:t>
-      </w:r>
-      <w:r>
-        <w:rPr>
-          <w:i/>
-          <w:iCs/>
-          <w:color w:val="5F6F80"/>
-          <w:sz w:val="19"/>
-          <w:szCs w:val="19"/>
-        </w:rPr>
-        <w:br/>
-        <w:t xml:space="preserve">Razón importa en matemáticas porque ___.</w:t>
-      </w:r>
-    </w:p>
-    <w:p>
-      <w:pPr>
-        <w:pBdr>
-          <w:bottom w:val="single" w:color="AFBECC" w:sz="6"/>
-        </w:pBdr>
-        <w:spacing w:after="30" w:before="150"/>
-      </w:pPr>
-      <w:r>
-        <w:t xml:space="preserve"/>
-      </w:r>
-    </w:p>
-    <w:p>
-      <w:pPr>
-        <w:spacing w:after="80"/>
-      </w:pPr>
-      <w:r>
-        <w:rPr>
-          <w:b/>
-          <w:bCs/>
-          <w:color w:val="12355B"/>
-          <w:sz w:val="21"/>
-          <w:szCs w:val="21"/>
-        </w:rPr>
-        <w:t xml:space="preserve">but  </w:t>
-      </w:r>
-      <w:r>
-        <w:rPr>
-          <w:sz w:val="21"/>
-          <w:szCs w:val="21"/>
-        </w:rPr>
-        <w:t xml:space="preserve">Ratio matters in math, but ___.</w:t>
-      </w:r>
-      <w:r>
-        <w:rPr>
-          <w:i/>
-          <w:iCs/>
-          <w:color w:val="5F6F80"/>
-          <w:sz w:val="19"/>
-          <w:szCs w:val="19"/>
-        </w:rPr>
-        <w:br/>
-        <w:t xml:space="preserve">Razón importa en matemáticas, pero ___.</w:t>
-      </w:r>
-    </w:p>
-    <w:p>
-      <w:pPr>
-        <w:pBdr>
-          <w:bottom w:val="single" w:color="AFBECC" w:sz="6"/>
-        </w:pBdr>
-        <w:spacing w:after="30" w:before="150"/>
-      </w:pPr>
-      <w:r>
-        <w:t xml:space="preserve"/>
-      </w:r>
-    </w:p>
-    <w:p>
-      <w:pPr>
-        <w:spacing w:after="80"/>
-      </w:pPr>
-      <w:r>
-        <w:rPr>
-          <w:b/>
-          <w:bCs/>
-          <w:color w:val="12355B"/>
-          <w:sz w:val="21"/>
-          <w:szCs w:val="21"/>
-        </w:rPr>
-        <w:t xml:space="preserve">so  </w:t>
-      </w:r>
-      <w:r>
-        <w:rPr>
-          <w:sz w:val="21"/>
-          <w:szCs w:val="21"/>
-        </w:rPr>
-        <w:t xml:space="preserve">Ratio matters in math, so ___.</w:t>
-      </w:r>
-      <w:r>
-        <w:rPr>
-          <w:i/>
-          <w:iCs/>
-          <w:color w:val="5F6F80"/>
-          <w:sz w:val="19"/>
-          <w:szCs w:val="19"/>
-        </w:rPr>
-        <w:br/>
-        <w:t xml:space="preserve">Razón importa en matemáticas, entonces ___.</w:t>
-      </w:r>
-    </w:p>
-    <w:p>
-      <w:pPr>
-        <w:pBdr>
-          <w:bottom w:val="single" w:color="AFBECC" w:sz="6"/>
-        </w:pBdr>
-        <w:spacing w:after="30" w:before="150"/>
-      </w:pPr>
-      <w:r>
-        <w:t xml:space="preserve"/>
-      </w:r>
-    </w:p>
-    <w:p>
-      <w:pPr>
-        <w:pStyle w:val="Heading2"/>
-        <w:spacing w:after="80" w:before="180"/>
-      </w:pPr>
-      <w:r>
-        <w:rPr>
-          <w:b/>
-          <w:bCs/>
-          <w:color w:val="12355B"/>
-          <w:sz w:val="24"/>
-          <w:szCs w:val="24"/>
-        </w:rPr>
-        <w:t xml:space="preserve">3. Explain Your Reasoning</w:t>
-      </w:r>
-      <w:r>
-        <w:rPr>
-          <w:i/>
-          <w:iCs/>
-          <w:color w:val="1FA6A2"/>
-          <w:sz w:val="19"/>
-          <w:szCs w:val="19"/>
-        </w:rPr>
-        <w:t xml:space="preserve">   use a sentence starter</w:t>
-      </w:r>
-    </w:p>
-    <w:p>
-      <w:pPr>
-        <w:spacing w:after="60"/>
-      </w:pPr>
-      <w:r>
-        <w:rPr>
-          <w:color w:val="1A2733"/>
-          <w:sz w:val="21"/>
-          <w:szCs w:val="21"/>
-        </w:rPr>
-        <w:t xml:space="preserve">The recipe compares ___ to ___.</w:t>
-      </w:r>
-      <w:r>
-        <w:rPr>
-          <w:i/>
-          <w:iCs/>
-          <w:color w:val="5F6F80"/>
-          <w:sz w:val="19"/>
-          <w:szCs w:val="19"/>
-        </w:rPr>
-        <w:br/>
-        <w:t xml:space="preserve">La receta compara ___ con ___.</w:t>
-      </w:r>
-    </w:p>
-    <w:p>
-      <w:pPr>
-        <w:spacing w:after="60"/>
-      </w:pPr>
-      <w:r>
-        <w:rPr>
-          <w:color w:val="1A2733"/>
-          <w:sz w:val="21"/>
-          <w:szCs w:val="21"/>
-        </w:rPr>
-        <w:t xml:space="preserve">For every ___ cups of flour there are ___ cups of sugar.</w:t>
-      </w:r>
-      <w:r>
-        <w:rPr>
-          <w:i/>
-          <w:iCs/>
-          <w:color w:val="5F6F80"/>
-          <w:sz w:val="19"/>
-          <w:szCs w:val="19"/>
-        </w:rPr>
-        <w:br/>
-        <w:t xml:space="preserve">Por cada ___ tazas de harina hay ___ tazas de azúcar.</w:t>
-      </w:r>
-    </w:p>
-    <w:p>
-      <w:pPr>
-        <w:spacing w:after="60"/>
-      </w:pPr>
-      <w:r>
-        <w:rPr>
-          <w:color w:val="1A2733"/>
-          <w:sz w:val="21"/>
-          <w:szCs w:val="21"/>
-        </w:rPr>
-        <w:t xml:space="preserve">This is a ratio because it compares ___ to ___.</w:t>
-      </w:r>
-      <w:r>
-        <w:rPr>
-          <w:i/>
-          <w:iCs/>
-          <w:color w:val="5F6F80"/>
-          <w:sz w:val="19"/>
-          <w:szCs w:val="19"/>
-        </w:rPr>
-        <w:br/>
-        <w:t xml:space="preserve">Esto es una razón porque compara ___ con ___.</w:t>
-      </w:r>
-    </w:p>
-    <w:p>
-      <w:pPr>
-        <w:pBdr>
-          <w:bottom w:val="single" w:color="AFBECC" w:sz="6"/>
-        </w:pBdr>
-        <w:spacing w:after="30" w:before="150"/>
-      </w:pPr>
-      <w:r>
-        <w:t xml:space="preserve"/>
-      </w:r>
-    </w:p>
-    <w:p>
-      <w:pPr>
-        <w:pBdr>
-          <w:bottom w:val="single" w:color="AFBECC" w:sz="6"/>
-        </w:pBdr>
-        <w:spacing w:after="30" w:before="150"/>
       </w:pPr>
       <w:r>
         <w:t xml:space="preserve"/>
@@ -3098,7 +3014,7 @@
           <w:sz w:val="30"/>
           <w:szCs w:val="30"/>
         </w:rPr>
-        <w:t xml:space="preserve">Exit Ticket</w:t>
+        <w:t xml:space="preserve">Answer Key &amp; Teacher Guide</w:t>
       </w:r>
     </w:p>
     <w:p>
@@ -3113,115 +3029,224 @@
           <w:sz w:val="19"/>
           <w:szCs w:val="19"/>
         </w:rPr>
-        <w:t xml:space="preserve">Answer on your own. This shows what you learned today.</w:t>
-      </w:r>
-    </w:p>
-    <w:p>
-      <w:pPr>
-        <w:spacing w:after="80" w:before="80"/>
-      </w:pPr>
-      <w:r>
-        <w:rPr>
-          <w:color w:val="B97A12"/>
-          <w:sz w:val="22"/>
-          <w:szCs w:val="22"/>
-        </w:rPr>
-        <w:t xml:space="preserve">★  </w:t>
-      </w:r>
-      <w:r>
-        <w:rPr>
-          <w:b/>
-          <w:bCs/>
-          <w:sz w:val="22"/>
-          <w:szCs w:val="22"/>
-        </w:rPr>
-        <w:t xml:space="preserve">A bag of trail mix contains 8 peanuts and 5 raisins. What is the ratio of raisins to total pieces?</w:t>
-      </w:r>
-    </w:p>
-    <w:p>
-      <w:pPr>
-        <w:spacing w:after="60"/>
-        <w:ind w:left="420"/>
-      </w:pPr>
-      <w:r>
-        <w:rPr>
-          <w:sz w:val="21"/>
-          <w:szCs w:val="21"/>
-        </w:rPr>
-        <w:t xml:space="preserve">A)  5:13</w:t>
-      </w:r>
-    </w:p>
-    <w:p>
-      <w:pPr>
-        <w:spacing w:after="60"/>
-        <w:ind w:left="420"/>
-      </w:pPr>
-      <w:r>
-        <w:rPr>
-          <w:sz w:val="21"/>
-          <w:szCs w:val="21"/>
-        </w:rPr>
-        <w:t xml:space="preserve">B)  8:5</w:t>
-      </w:r>
-    </w:p>
-    <w:p>
-      <w:pPr>
-        <w:spacing w:after="60"/>
-        <w:ind w:left="420"/>
-      </w:pPr>
-      <w:r>
-        <w:rPr>
-          <w:sz w:val="21"/>
-          <w:szCs w:val="21"/>
-        </w:rPr>
-        <w:t xml:space="preserve">C)  5:8</w:t>
-      </w:r>
-    </w:p>
-    <w:p>
-      <w:pPr>
-        <w:spacing w:after="60"/>
-        <w:ind w:left="420"/>
-      </w:pPr>
-      <w:r>
-        <w:rPr>
-          <w:sz w:val="21"/>
-          <w:szCs w:val="21"/>
-        </w:rPr>
-        <w:t xml:space="preserve">D)  13:5</w:t>
-      </w:r>
-    </w:p>
-    <w:p>
-      <w:pPr>
-        <w:spacing w:after="40"/>
-      </w:pPr>
-      <w:r>
-        <w:t xml:space="preserve"/>
-      </w:r>
-    </w:p>
-    <w:p>
-      <w:pPr>
-        <w:pStyle w:val="Heading1"/>
-        <w:pageBreakBefore/>
-        <w:pBdr>
-          <w:bottom w:val="single" w:color="1FA6A2" w:sz="14" w:space="6"/>
-        </w:pBdr>
-        <w:spacing w:after="140" w:before="0"/>
-      </w:pPr>
-      <w:r>
-        <w:rPr>
-          <w:b/>
-          <w:bCs/>
-          <w:color w:val="12355B"/>
-          <w:sz w:val="30"/>
-          <w:szCs w:val="30"/>
-        </w:rPr>
-        <w:t xml:space="preserve">Answer Key &amp; Teacher Guide</w:t>
-      </w:r>
-    </w:p>
-    <w:p>
-      <w:pPr>
-        <w:spacing w:after="100"/>
-      </w:pPr>
+        <w:t xml:space="preserve">Teacher reference — remove or fold back before distributing to students.</w:t>
+      </w:r>
+    </w:p>
+    <w:p>
+      <w:pPr>
+        <w:pStyle w:val="Heading2"/>
+        <w:spacing w:after="80" w:before="180"/>
+      </w:pPr>
+      <w:r>
+        <w:rPr>
+          <w:b/>
+          <w:bCs/>
+          <w:color w:val="12355B"/>
+          <w:sz w:val="24"/>
+          <w:szCs w:val="24"/>
+        </w:rPr>
+        <w:t xml:space="preserve">Guided Notes (Fill-in)</w:t>
+      </w:r>
+    </w:p>
+    <w:p>
+      <w:pPr>
+        <w:spacing w:after="80"/>
+      </w:pPr>
+      <w:r>
+        <w:rPr>
+          <w:b/>
+          <w:bCs/>
+          <w:sz w:val="21"/>
+          <w:szCs w:val="21"/>
+        </w:rPr>
+        <w:t xml:space="preserve">Notes 1:  </w:t>
+      </w:r>
+      <w:r>
+        <w:rPr>
+          <w:sz w:val="21"/>
+          <w:szCs w:val="21"/>
+        </w:rPr>
+        <w:t xml:space="preserve">Ratio</w:t>
+      </w:r>
+    </w:p>
+    <w:p>
+      <w:pPr>
+        <w:spacing w:after="80"/>
+      </w:pPr>
+      <w:r>
+        <w:rPr>
+          <w:b/>
+          <w:bCs/>
+          <w:sz w:val="21"/>
+          <w:szCs w:val="21"/>
+        </w:rPr>
+        <w:t xml:space="preserve">Notes 2:  </w:t>
+      </w:r>
+      <w:r>
+        <w:rPr>
+          <w:sz w:val="21"/>
+          <w:szCs w:val="21"/>
+        </w:rPr>
+        <w:t xml:space="preserve">Comparison</w:t>
+      </w:r>
+    </w:p>
+    <w:p>
+      <w:pPr>
+        <w:spacing w:after="80"/>
+      </w:pPr>
+      <w:r>
+        <w:rPr>
+          <w:b/>
+          <w:bCs/>
+          <w:sz w:val="21"/>
+          <w:szCs w:val="21"/>
+        </w:rPr>
+        <w:t xml:space="preserve">Notes 3:  </w:t>
+      </w:r>
+      <w:r>
+        <w:rPr>
+          <w:sz w:val="21"/>
+          <w:szCs w:val="21"/>
+        </w:rPr>
+        <w:t xml:space="preserve">Part-to-part</w:t>
+      </w:r>
+    </w:p>
+    <w:p>
+      <w:pPr>
+        <w:spacing w:after="80"/>
+      </w:pPr>
+      <w:r>
+        <w:rPr>
+          <w:b/>
+          <w:bCs/>
+          <w:sz w:val="21"/>
+          <w:szCs w:val="21"/>
+        </w:rPr>
+        <w:t xml:space="preserve">Notes 4:  </w:t>
+      </w:r>
+      <w:r>
+        <w:rPr>
+          <w:sz w:val="21"/>
+          <w:szCs w:val="21"/>
+        </w:rPr>
+        <w:t xml:space="preserve">Part-to-whole</w:t>
+      </w:r>
+    </w:p>
+    <w:p>
+      <w:pPr>
+        <w:spacing w:after="80"/>
+      </w:pPr>
+      <w:r>
+        <w:rPr>
+          <w:b/>
+          <w:bCs/>
+          <w:sz w:val="21"/>
+          <w:szCs w:val="21"/>
+        </w:rPr>
+        <w:t xml:space="preserve">Notes 5:  </w:t>
+      </w:r>
+      <w:r>
+        <w:rPr>
+          <w:sz w:val="21"/>
+          <w:szCs w:val="21"/>
+        </w:rPr>
+        <w:t xml:space="preserve">Colon notation</w:t>
+      </w:r>
+    </w:p>
+    <w:p>
+      <w:pPr>
+        <w:pStyle w:val="Heading2"/>
+        <w:spacing w:after="80" w:before="180"/>
+      </w:pPr>
+      <w:r>
+        <w:rPr>
+          <w:b/>
+          <w:bCs/>
+          <w:color w:val="12355B"/>
+          <w:sz w:val="24"/>
+          <w:szCs w:val="24"/>
+        </w:rPr>
+        <w:t xml:space="preserve">Worked Notes (I Do / We Do)</w:t>
+      </w:r>
+    </w:p>
+    <w:p>
+      <w:pPr>
+        <w:spacing w:after="80"/>
+      </w:pPr>
+      <w:r>
+        <w:rPr>
+          <w:b/>
+          <w:bCs/>
+          <w:sz w:val="21"/>
+          <w:szCs w:val="21"/>
+        </w:rPr>
+        <w:t xml:space="preserve">I Do:  </w:t>
+      </w:r>
+      <w:r>
+        <w:rPr>
+          <w:sz w:val="21"/>
+          <w:szCs w:val="21"/>
+        </w:rPr>
+        <w:t xml:space="preserve">A. 4:1</w:t>
+      </w:r>
+    </w:p>
+    <w:p>
+      <w:pPr>
+        <w:spacing w:after="80"/>
+      </w:pPr>
+      <w:r>
+        <w:rPr>
+          <w:b/>
+          <w:bCs/>
+          <w:sz w:val="21"/>
+          <w:szCs w:val="21"/>
+        </w:rPr>
+        <w:t xml:space="preserve">We Do:  </w:t>
+      </w:r>
+      <w:r>
+        <w:rPr>
+          <w:sz w:val="21"/>
+          <w:szCs w:val="21"/>
+        </w:rPr>
+        <w:t xml:space="preserve">A. 2:8</w:t>
+      </w:r>
+    </w:p>
+    <w:p>
+      <w:pPr>
+        <w:pStyle w:val="Heading2"/>
+        <w:spacing w:after="80" w:before="180"/>
+      </w:pPr>
+      <w:r>
+        <w:rPr>
+          <w:b/>
+          <w:bCs/>
+          <w:color w:val="12355B"/>
+          <w:sz w:val="24"/>
+          <w:szCs w:val="24"/>
+        </w:rPr>
+        <w:t xml:space="preserve">Independent Practice</w:t>
+      </w:r>
+    </w:p>
+    <w:p>
+      <w:pPr>
+        <w:spacing w:after="80"/>
+      </w:pPr>
+      <w:r>
+        <w:rPr>
+          <w:b/>
+          <w:bCs/>
+          <w:sz w:val="21"/>
+          <w:szCs w:val="21"/>
+        </w:rPr>
+        <w:t xml:space="preserve">1.  </w:t>
+      </w:r>
+      <w:r>
+        <w:rPr>
+          <w:sz w:val="21"/>
+          <w:szCs w:val="21"/>
+        </w:rPr>
+        <w:t xml:space="preserve">A)  12:18</w:t>
+      </w:r>
       <w:r>
         <w:rPr>
           <w:i/>
@@ -3230,23 +3255,7 @@
           <w:sz w:val="19"/>
           <w:szCs w:val="19"/>
         </w:rPr>
-        <w:t xml:space="preserve">Teacher reference — remove or fold back before distributing to students.</w:t>
-      </w:r>
-    </w:p>
-    <w:p>
-      <w:pPr>
-        <w:pStyle w:val="Heading2"/>
-        <w:spacing w:after="80" w:before="180"/>
-      </w:pPr>
-      <w:r>
-        <w:rPr>
-          <w:b/>
-          <w:bCs/>
-          <w:color w:val="12355B"/>
-          <w:sz w:val="24"/>
-          <w:szCs w:val="24"/>
-        </w:rPr>
-        <w:t xml:space="preserve">Worked Notes (I Do / We Do)</w:t>
+        <w:t xml:space="preserve">  — Boys = 30 − 18 = 12. Part-to-part ratio of boys to girls = 12:18. (Order matters!)</w:t>
       </w:r>
     </w:p>
     <w:p>
@@ -3260,72 +3269,14 @@
           <w:sz w:val="21"/>
           <w:szCs w:val="21"/>
         </w:rPr>
-        <w:t xml:space="preserve">I Do:  </w:t>
-      </w:r>
-      <w:r>
-        <w:rPr>
-          <w:sz w:val="21"/>
-          <w:szCs w:val="21"/>
-        </w:rPr>
-        <w:t xml:space="preserve">A. 4:1</w:t>
-      </w:r>
-    </w:p>
-    <w:p>
-      <w:pPr>
-        <w:spacing w:after="80"/>
-      </w:pPr>
-      <w:r>
-        <w:rPr>
-          <w:b/>
-          <w:bCs/>
-          <w:sz w:val="21"/>
-          <w:szCs w:val="21"/>
-        </w:rPr>
-        <w:t xml:space="preserve">We Do:  </w:t>
-      </w:r>
-      <w:r>
-        <w:rPr>
-          <w:sz w:val="21"/>
-          <w:szCs w:val="21"/>
-        </w:rPr>
-        <w:t xml:space="preserve">A. 2:8</w:t>
-      </w:r>
-    </w:p>
-    <w:p>
-      <w:pPr>
-        <w:pStyle w:val="Heading2"/>
-        <w:spacing w:after="80" w:before="180"/>
-      </w:pPr>
-      <w:r>
-        <w:rPr>
-          <w:b/>
-          <w:bCs/>
-          <w:color w:val="12355B"/>
-          <w:sz w:val="24"/>
-          <w:szCs w:val="24"/>
-        </w:rPr>
-        <w:t xml:space="preserve">Independent Practice</w:t>
-      </w:r>
-    </w:p>
-    <w:p>
-      <w:pPr>
-        <w:spacing w:after="80"/>
-      </w:pPr>
-      <w:r>
-        <w:rPr>
-          <w:b/>
-          <w:bCs/>
-          <w:sz w:val="21"/>
-          <w:szCs w:val="21"/>
-        </w:rPr>
-        <w:t xml:space="preserve">1.  </w:t>
-      </w:r>
-      <w:r>
-        <w:rPr>
-          <w:sz w:val="21"/>
-          <w:szCs w:val="21"/>
-        </w:rPr>
-        <w:t xml:space="preserve">A)  12:18</w:t>
+        <w:t xml:space="preserve">2.  </w:t>
+      </w:r>
+      <w:r>
+        <w:rPr>
+          <w:sz w:val="21"/>
+          <w:szCs w:val="21"/>
+        </w:rPr>
+        <w:t xml:space="preserve">A)  5:9</w:t>
       </w:r>
       <w:r>
         <w:rPr>
@@ -3335,7 +3286,7 @@
           <w:sz w:val="19"/>
           <w:szCs w:val="19"/>
         </w:rPr>
-        <w:t xml:space="preserve">  — Boys = 30 − 18 = 12. Part-to-part ratio of boys to girls = 12:18. (Order matters!)</w:t>
+        <w:t xml:space="preserve">  — The ratio of dogs to cats compares dogs first, then cats: 5 to 9, or 5:9.</w:t>
       </w:r>
     </w:p>
     <w:p>
@@ -3349,14 +3300,14 @@
           <w:sz w:val="21"/>
           <w:szCs w:val="21"/>
         </w:rPr>
-        <w:t xml:space="preserve">2.  </w:t>
-      </w:r>
-      <w:r>
-        <w:rPr>
-          <w:sz w:val="21"/>
-          <w:szCs w:val="21"/>
-        </w:rPr>
-        <w:t xml:space="preserve">A)  5:9</w:t>
+        <w:t xml:space="preserve">3.  </w:t>
+      </w:r>
+      <w:r>
+        <w:rPr>
+          <w:sz w:val="21"/>
+          <w:szCs w:val="21"/>
+        </w:rPr>
+        <w:t xml:space="preserve">A)  3:5</w:t>
       </w:r>
       <w:r>
         <w:rPr>
@@ -3366,7 +3317,7 @@
           <w:sz w:val="19"/>
           <w:szCs w:val="19"/>
         </w:rPr>
-        <w:t xml:space="preserve">  — The ratio of dogs to cats compares dogs first, then cats: 5 to 9, or 5:9.</w:t>
+        <w:t xml:space="preserve">  — The ratio of pineapple to melon compares pineapple (3) to melon (5), so the ratio is 3:5.</w:t>
       </w:r>
     </w:p>
     <w:p>
@@ -3380,14 +3331,14 @@
           <w:sz w:val="21"/>
           <w:szCs w:val="21"/>
         </w:rPr>
-        <w:t xml:space="preserve">3.  </w:t>
-      </w:r>
-      <w:r>
-        <w:rPr>
-          <w:sz w:val="21"/>
-          <w:szCs w:val="21"/>
-        </w:rPr>
-        <w:t xml:space="preserve">A)  3:5</w:t>
+        <w:t xml:space="preserve">4.  </w:t>
+      </w:r>
+      <w:r>
+        <w:rPr>
+          <w:sz w:val="21"/>
+          <w:szCs w:val="21"/>
+        </w:rPr>
+        <w:t xml:space="preserve">A)  6:16</w:t>
       </w:r>
       <w:r>
         <w:rPr>
@@ -3397,7 +3348,23 @@
           <w:sz w:val="19"/>
           <w:szCs w:val="19"/>
         </w:rPr>
-        <w:t xml:space="preserve">  — The ratio of pineapple to melon compares pineapple (3) to melon (5), so the ratio is 3:5.</w:t>
+        <w:t xml:space="preserve">  — Total vehicles = 10 + 6 = 16. The ratio of trucks to total is 6:16.</w:t>
+      </w:r>
+    </w:p>
+    <w:p>
+      <w:pPr>
+        <w:pStyle w:val="Heading2"/>
+        <w:spacing w:after="80" w:before="180"/>
+      </w:pPr>
+      <w:r>
+        <w:rPr>
+          <w:b/>
+          <w:bCs/>
+          <w:color w:val="12355B"/>
+          <w:sz w:val="24"/>
+          <w:szCs w:val="24"/>
+        </w:rPr>
+        <w:t xml:space="preserve">Exit Ticket</w:t>
       </w:r>
     </w:p>
     <w:p>
@@ -3406,19 +3373,10 @@
       </w:pPr>
       <w:r>
         <w:rPr>
-          <w:b/>
-          <w:bCs/>
-          <w:sz w:val="21"/>
-          <w:szCs w:val="21"/>
-        </w:rPr>
-        <w:t xml:space="preserve">4.  </w:t>
-      </w:r>
-      <w:r>
-        <w:rPr>
-          <w:sz w:val="21"/>
-          <w:szCs w:val="21"/>
-        </w:rPr>
-        <w:t xml:space="preserve">A)  6:16</w:t>
+          <w:sz w:val="21"/>
+          <w:szCs w:val="21"/>
+        </w:rPr>
+        <w:t xml:space="preserve">A)  5:13</w:t>
       </w:r>
       <w:r>
         <w:rPr>
@@ -3428,173 +3386,7 @@
           <w:sz w:val="19"/>
           <w:szCs w:val="19"/>
         </w:rPr>
-        <w:t xml:space="preserve">  — Total vehicles = 10 + 6 = 16. The ratio of trucks to total is 6:16.</w:t>
-      </w:r>
-    </w:p>
-    <w:p>
-      <w:pPr>
-        <w:pStyle w:val="Heading2"/>
-        <w:spacing w:after="80" w:before="180"/>
-      </w:pPr>
-      <w:r>
-        <w:rPr>
-          <w:b/>
-          <w:bCs/>
-          <w:color w:val="12355B"/>
-          <w:sz w:val="24"/>
-          <w:szCs w:val="24"/>
-        </w:rPr>
-        <w:t xml:space="preserve">Exit Ticket</w:t>
-      </w:r>
-    </w:p>
-    <w:p>
-      <w:pPr>
-        <w:spacing w:after="80"/>
-      </w:pPr>
-      <w:r>
-        <w:rPr>
-          <w:sz w:val="21"/>
-          <w:szCs w:val="21"/>
-        </w:rPr>
-        <w:t xml:space="preserve">A)  5:13</w:t>
-      </w:r>
-      <w:r>
-        <w:rPr>
-          <w:i/>
-          <w:iCs/>
-          <w:color w:val="5F6F80"/>
-          <w:sz w:val="19"/>
-          <w:szCs w:val="19"/>
-        </w:rPr>
         <w:t xml:space="preserve">  — Total pieces = 8 + 5 = 13. The ratio of raisins to total is 5:13.</w:t>
-      </w:r>
-    </w:p>
-    <w:p>
-      <w:pPr>
-        <w:pStyle w:val="Heading2"/>
-        <w:spacing w:after="80" w:before="180"/>
-      </w:pPr>
-      <w:r>
-        <w:rPr>
-          <w:b/>
-          <w:bCs/>
-          <w:color w:val="12355B"/>
-          <w:sz w:val="24"/>
-          <w:szCs w:val="24"/>
-        </w:rPr>
-        <w:t xml:space="preserve">Writing (TWR) — what to look for</w:t>
-      </w:r>
-    </w:p>
-    <w:p>
-      <w:pPr>
-        <w:spacing w:after="80"/>
-      </w:pPr>
-      <w:r>
-        <w:rPr>
-          <w:sz w:val="20"/>
-          <w:szCs w:val="20"/>
-        </w:rPr>
-        <w:t xml:space="preserve">Kernel sentence: a complete sentence needs a subject and a verb. Example: Ratio is a way to compare two amounts, like 3 to 2.</w:t>
-      </w:r>
-    </w:p>
-    <w:p>
-      <w:pPr>
-        <w:spacing w:after="80"/>
-      </w:pPr>
-      <w:r>
-        <w:rPr>
-          <w:sz w:val="20"/>
-          <w:szCs w:val="20"/>
-        </w:rPr>
-        <w:t xml:space="preserve">Expansion: because = reason, but = contrast/exception, so = result. Answers vary; each must keep the kernel idea.</w:t>
-      </w:r>
-    </w:p>
-    <w:p>
-      <w:pPr>
-        <w:pStyle w:val="Heading2"/>
-        <w:spacing w:after="80" w:before="180"/>
-      </w:pPr>
-      <w:r>
-        <w:rPr>
-          <w:b/>
-          <w:bCs/>
-          <w:color w:val="12355B"/>
-          <w:sz w:val="24"/>
-          <w:szCs w:val="24"/>
-        </w:rPr>
-        <w:t xml:space="preserve">Turn &amp; Talk — listen for</w:t>
-      </w:r>
-    </w:p>
-    <w:p>
-      <w:pPr>
-        <w:spacing w:after="80"/>
-      </w:pPr>
-      <w:r>
-        <w:rPr>
-          <w:b/>
-          <w:bCs/>
-          <w:sz w:val="19"/>
-          <w:szCs w:val="19"/>
-        </w:rPr>
-        <w:t xml:space="preserve">1.  </w:t>
-      </w:r>
-      <w:r>
-        <w:rPr>
-          <w:i/>
-          <w:iCs/>
-          <w:color w:val="5F6F80"/>
-          <w:sz w:val="19"/>
-          <w:szCs w:val="19"/>
-        </w:rPr>
-        <w:t xml:space="preserve">A strong answer names that flour and sugar are being compared and states the relationship as 3 to 2 (or 'for every 3 flour, 2 sugar'), not just that there is more flour.</w:t>
-      </w:r>
-    </w:p>
-    <w:p>
-      <w:pPr>
-        <w:spacing w:after="80"/>
-      </w:pPr>
-      <w:r>
-        <w:rPr>
-          <w:b/>
-          <w:bCs/>
-          <w:sz w:val="19"/>
-          <w:szCs w:val="19"/>
-        </w:rPr>
-        <w:t xml:space="preserve">2.  </w:t>
-      </w:r>
-      <w:r>
-        <w:rPr>
-          <w:i/>
-          <w:iCs/>
-          <w:color w:val="5F6F80"/>
-          <w:sz w:val="19"/>
-          <w:szCs w:val="19"/>
-        </w:rPr>
-        <w:t xml:space="preserve">Listen for the idea that a ratio must compare two quantities (using 'to', 'for every', 'out of', or a colon), while a single count or a description is not a comparison.</w:t>
-      </w:r>
-    </w:p>
-    <w:p>
-      <w:pPr>
-        <w:spacing w:after="80"/>
-      </w:pPr>
-      <w:r>
-        <w:rPr>
-          <w:b/>
-          <w:bCs/>
-          <w:sz w:val="19"/>
-          <w:szCs w:val="19"/>
-        </w:rPr>
-        <w:t xml:space="preserve">3.  </w:t>
-      </w:r>
-      <w:r>
-        <w:rPr>
-          <w:i/>
-          <w:iCs/>
-          <w:color w:val="5F6F80"/>
-          <w:sz w:val="19"/>
-          <w:szCs w:val="19"/>
-        </w:rPr>
-        <w:t xml:space="preserve">A strong answer identifies the 3:2 part-to-part ratio and explains that the cafeteria keeps that comparison the same even when amounts grow, just like the recipe.</w:t>
       </w:r>
     </w:p>
     <w:sectPr>

--- a/lessons/3-1-flagship/downloads/3-1-flagship-notes.docx
+++ b/lessons/3-1-flagship/downloads/3-1-flagship-notes.docx
@@ -2995,398 +2995,6 @@
       </w:pPr>
       <w:r>
         <w:t xml:space="preserve"/>
-      </w:r>
-    </w:p>
-    <w:p>
-      <w:pPr>
-        <w:pStyle w:val="Heading1"/>
-        <w:pageBreakBefore/>
-        <w:pBdr>
-          <w:bottom w:val="single" w:color="1FA6A2" w:sz="14" w:space="6"/>
-        </w:pBdr>
-        <w:spacing w:after="140" w:before="0"/>
-      </w:pPr>
-      <w:r>
-        <w:rPr>
-          <w:b/>
-          <w:bCs/>
-          <w:color w:val="12355B"/>
-          <w:sz w:val="30"/>
-          <w:szCs w:val="30"/>
-        </w:rPr>
-        <w:t xml:space="preserve">Answer Key &amp; Teacher Guide</w:t>
-      </w:r>
-    </w:p>
-    <w:p>
-      <w:pPr>
-        <w:spacing w:after="100"/>
-      </w:pPr>
-      <w:r>
-        <w:rPr>
-          <w:i/>
-          <w:iCs/>
-          <w:color w:val="5F6F80"/>
-          <w:sz w:val="19"/>
-          <w:szCs w:val="19"/>
-        </w:rPr>
-        <w:t xml:space="preserve">Teacher reference — remove or fold back before distributing to students.</w:t>
-      </w:r>
-    </w:p>
-    <w:p>
-      <w:pPr>
-        <w:pStyle w:val="Heading2"/>
-        <w:spacing w:after="80" w:before="180"/>
-      </w:pPr>
-      <w:r>
-        <w:rPr>
-          <w:b/>
-          <w:bCs/>
-          <w:color w:val="12355B"/>
-          <w:sz w:val="24"/>
-          <w:szCs w:val="24"/>
-        </w:rPr>
-        <w:t xml:space="preserve">Guided Notes (Fill-in)</w:t>
-      </w:r>
-    </w:p>
-    <w:p>
-      <w:pPr>
-        <w:spacing w:after="80"/>
-      </w:pPr>
-      <w:r>
-        <w:rPr>
-          <w:b/>
-          <w:bCs/>
-          <w:sz w:val="21"/>
-          <w:szCs w:val="21"/>
-        </w:rPr>
-        <w:t xml:space="preserve">Notes 1:  </w:t>
-      </w:r>
-      <w:r>
-        <w:rPr>
-          <w:sz w:val="21"/>
-          <w:szCs w:val="21"/>
-        </w:rPr>
-        <w:t xml:space="preserve">Ratio</w:t>
-      </w:r>
-    </w:p>
-    <w:p>
-      <w:pPr>
-        <w:spacing w:after="80"/>
-      </w:pPr>
-      <w:r>
-        <w:rPr>
-          <w:b/>
-          <w:bCs/>
-          <w:sz w:val="21"/>
-          <w:szCs w:val="21"/>
-        </w:rPr>
-        <w:t xml:space="preserve">Notes 2:  </w:t>
-      </w:r>
-      <w:r>
-        <w:rPr>
-          <w:sz w:val="21"/>
-          <w:szCs w:val="21"/>
-        </w:rPr>
-        <w:t xml:space="preserve">Comparison</w:t>
-      </w:r>
-    </w:p>
-    <w:p>
-      <w:pPr>
-        <w:spacing w:after="80"/>
-      </w:pPr>
-      <w:r>
-        <w:rPr>
-          <w:b/>
-          <w:bCs/>
-          <w:sz w:val="21"/>
-          <w:szCs w:val="21"/>
-        </w:rPr>
-        <w:t xml:space="preserve">Notes 3:  </w:t>
-      </w:r>
-      <w:r>
-        <w:rPr>
-          <w:sz w:val="21"/>
-          <w:szCs w:val="21"/>
-        </w:rPr>
-        <w:t xml:space="preserve">Part-to-part</w:t>
-      </w:r>
-    </w:p>
-    <w:p>
-      <w:pPr>
-        <w:spacing w:after="80"/>
-      </w:pPr>
-      <w:r>
-        <w:rPr>
-          <w:b/>
-          <w:bCs/>
-          <w:sz w:val="21"/>
-          <w:szCs w:val="21"/>
-        </w:rPr>
-        <w:t xml:space="preserve">Notes 4:  </w:t>
-      </w:r>
-      <w:r>
-        <w:rPr>
-          <w:sz w:val="21"/>
-          <w:szCs w:val="21"/>
-        </w:rPr>
-        <w:t xml:space="preserve">Part-to-whole</w:t>
-      </w:r>
-    </w:p>
-    <w:p>
-      <w:pPr>
-        <w:spacing w:after="80"/>
-      </w:pPr>
-      <w:r>
-        <w:rPr>
-          <w:b/>
-          <w:bCs/>
-          <w:sz w:val="21"/>
-          <w:szCs w:val="21"/>
-        </w:rPr>
-        <w:t xml:space="preserve">Notes 5:  </w:t>
-      </w:r>
-      <w:r>
-        <w:rPr>
-          <w:sz w:val="21"/>
-          <w:szCs w:val="21"/>
-        </w:rPr>
-        <w:t xml:space="preserve">Colon notation</w:t>
-      </w:r>
-    </w:p>
-    <w:p>
-      <w:pPr>
-        <w:pStyle w:val="Heading2"/>
-        <w:spacing w:after="80" w:before="180"/>
-      </w:pPr>
-      <w:r>
-        <w:rPr>
-          <w:b/>
-          <w:bCs/>
-          <w:color w:val="12355B"/>
-          <w:sz w:val="24"/>
-          <w:szCs w:val="24"/>
-        </w:rPr>
-        <w:t xml:space="preserve">Worked Notes (I Do / We Do)</w:t>
-      </w:r>
-    </w:p>
-    <w:p>
-      <w:pPr>
-        <w:spacing w:after="80"/>
-      </w:pPr>
-      <w:r>
-        <w:rPr>
-          <w:b/>
-          <w:bCs/>
-          <w:sz w:val="21"/>
-          <w:szCs w:val="21"/>
-        </w:rPr>
-        <w:t xml:space="preserve">I Do:  </w:t>
-      </w:r>
-      <w:r>
-        <w:rPr>
-          <w:sz w:val="21"/>
-          <w:szCs w:val="21"/>
-        </w:rPr>
-        <w:t xml:space="preserve">A. 4:1</w:t>
-      </w:r>
-    </w:p>
-    <w:p>
-      <w:pPr>
-        <w:spacing w:after="80"/>
-      </w:pPr>
-      <w:r>
-        <w:rPr>
-          <w:b/>
-          <w:bCs/>
-          <w:sz w:val="21"/>
-          <w:szCs w:val="21"/>
-        </w:rPr>
-        <w:t xml:space="preserve">We Do:  </w:t>
-      </w:r>
-      <w:r>
-        <w:rPr>
-          <w:sz w:val="21"/>
-          <w:szCs w:val="21"/>
-        </w:rPr>
-        <w:t xml:space="preserve">A. 2:8</w:t>
-      </w:r>
-    </w:p>
-    <w:p>
-      <w:pPr>
-        <w:pStyle w:val="Heading2"/>
-        <w:spacing w:after="80" w:before="180"/>
-      </w:pPr>
-      <w:r>
-        <w:rPr>
-          <w:b/>
-          <w:bCs/>
-          <w:color w:val="12355B"/>
-          <w:sz w:val="24"/>
-          <w:szCs w:val="24"/>
-        </w:rPr>
-        <w:t xml:space="preserve">Independent Practice</w:t>
-      </w:r>
-    </w:p>
-    <w:p>
-      <w:pPr>
-        <w:spacing w:after="80"/>
-      </w:pPr>
-      <w:r>
-        <w:rPr>
-          <w:b/>
-          <w:bCs/>
-          <w:sz w:val="21"/>
-          <w:szCs w:val="21"/>
-        </w:rPr>
-        <w:t xml:space="preserve">1.  </w:t>
-      </w:r>
-      <w:r>
-        <w:rPr>
-          <w:sz w:val="21"/>
-          <w:szCs w:val="21"/>
-        </w:rPr>
-        <w:t xml:space="preserve">A)  12:18</w:t>
-      </w:r>
-      <w:r>
-        <w:rPr>
-          <w:i/>
-          <w:iCs/>
-          <w:color w:val="5F6F80"/>
-          <w:sz w:val="19"/>
-          <w:szCs w:val="19"/>
-        </w:rPr>
-        <w:t xml:space="preserve">  — Boys = 30 − 18 = 12. Part-to-part ratio of boys to girls = 12:18. (Order matters!)</w:t>
-      </w:r>
-    </w:p>
-    <w:p>
-      <w:pPr>
-        <w:spacing w:after="80"/>
-      </w:pPr>
-      <w:r>
-        <w:rPr>
-          <w:b/>
-          <w:bCs/>
-          <w:sz w:val="21"/>
-          <w:szCs w:val="21"/>
-        </w:rPr>
-        <w:t xml:space="preserve">2.  </w:t>
-      </w:r>
-      <w:r>
-        <w:rPr>
-          <w:sz w:val="21"/>
-          <w:szCs w:val="21"/>
-        </w:rPr>
-        <w:t xml:space="preserve">A)  5:9</w:t>
-      </w:r>
-      <w:r>
-        <w:rPr>
-          <w:i/>
-          <w:iCs/>
-          <w:color w:val="5F6F80"/>
-          <w:sz w:val="19"/>
-          <w:szCs w:val="19"/>
-        </w:rPr>
-        <w:t xml:space="preserve">  — The ratio of dogs to cats compares dogs first, then cats: 5 to 9, or 5:9.</w:t>
-      </w:r>
-    </w:p>
-    <w:p>
-      <w:pPr>
-        <w:spacing w:after="80"/>
-      </w:pPr>
-      <w:r>
-        <w:rPr>
-          <w:b/>
-          <w:bCs/>
-          <w:sz w:val="21"/>
-          <w:szCs w:val="21"/>
-        </w:rPr>
-        <w:t xml:space="preserve">3.  </w:t>
-      </w:r>
-      <w:r>
-        <w:rPr>
-          <w:sz w:val="21"/>
-          <w:szCs w:val="21"/>
-        </w:rPr>
-        <w:t xml:space="preserve">A)  3:5</w:t>
-      </w:r>
-      <w:r>
-        <w:rPr>
-          <w:i/>
-          <w:iCs/>
-          <w:color w:val="5F6F80"/>
-          <w:sz w:val="19"/>
-          <w:szCs w:val="19"/>
-        </w:rPr>
-        <w:t xml:space="preserve">  — The ratio of pineapple to melon compares pineapple (3) to melon (5), so the ratio is 3:5.</w:t>
-      </w:r>
-    </w:p>
-    <w:p>
-      <w:pPr>
-        <w:spacing w:after="80"/>
-      </w:pPr>
-      <w:r>
-        <w:rPr>
-          <w:b/>
-          <w:bCs/>
-          <w:sz w:val="21"/>
-          <w:szCs w:val="21"/>
-        </w:rPr>
-        <w:t xml:space="preserve">4.  </w:t>
-      </w:r>
-      <w:r>
-        <w:rPr>
-          <w:sz w:val="21"/>
-          <w:szCs w:val="21"/>
-        </w:rPr>
-        <w:t xml:space="preserve">A)  6:16</w:t>
-      </w:r>
-      <w:r>
-        <w:rPr>
-          <w:i/>
-          <w:iCs/>
-          <w:color w:val="5F6F80"/>
-          <w:sz w:val="19"/>
-          <w:szCs w:val="19"/>
-        </w:rPr>
-        <w:t xml:space="preserve">  — Total vehicles = 10 + 6 = 16. The ratio of trucks to total is 6:16.</w:t>
-      </w:r>
-    </w:p>
-    <w:p>
-      <w:pPr>
-        <w:pStyle w:val="Heading2"/>
-        <w:spacing w:after="80" w:before="180"/>
-      </w:pPr>
-      <w:r>
-        <w:rPr>
-          <w:b/>
-          <w:bCs/>
-          <w:color w:val="12355B"/>
-          <w:sz w:val="24"/>
-          <w:szCs w:val="24"/>
-        </w:rPr>
-        <w:t xml:space="preserve">Exit Ticket</w:t>
-      </w:r>
-    </w:p>
-    <w:p>
-      <w:pPr>
-        <w:spacing w:after="80"/>
-      </w:pPr>
-      <w:r>
-        <w:rPr>
-          <w:sz w:val="21"/>
-          <w:szCs w:val="21"/>
-        </w:rPr>
-        <w:t xml:space="preserve">A)  5:13</w:t>
-      </w:r>
-      <w:r>
-        <w:rPr>
-          <w:i/>
-          <w:iCs/>
-          <w:color w:val="5F6F80"/>
-          <w:sz w:val="19"/>
-          <w:szCs w:val="19"/>
-        </w:rPr>
-        <w:t xml:space="preserve">  — Total pieces = 8 + 5 = 13. The ratio of raisins to total is 5:13.</w:t>
       </w:r>
     </w:p>
     <w:sectPr>

--- a/lessons/3-1-flagship/downloads/3-1-flagship-notes.docx
+++ b/lessons/3-1-flagship/downloads/3-1-flagship-notes.docx
@@ -14,7 +14,7 @@
           <w:sz w:val="18"/>
           <w:szCs w:val="18"/>
         </w:rPr>
-        <w:t xml:space="preserve">UNIT 3  ·  LESSON 1      STANDARD 6.RP.1</w:t>
+        <w:t xml:space="preserve">UNIT 3  ·  LESSON 1      STANDARD 6.AT.1</w:t>
       </w:r>
     </w:p>
     <w:p>
@@ -2362,6 +2362,32 @@
     </w:p>
     <w:p>
       <w:pPr>
+        <w:pStyle w:val="Heading2"/>
+        <w:spacing w:after="80" w:before="180"/>
+      </w:pPr>
+      <w:r>
+        <w:rPr>
+          <w:b/>
+          <w:bCs/>
+          <w:color w:val="12355B"/>
+          <w:sz w:val="24"/>
+          <w:szCs w:val="24"/>
+        </w:rPr>
+        <w:t xml:space="preserve">Level 1 Support</w:t>
+      </w:r>
+      <w:r>
+        <w:rPr>
+          <w:i/>
+          <w:iCs/>
+          <w:color w:val="1FA6A2"/>
+          <w:sz w:val="19"/>
+          <w:szCs w:val="19"/>
+        </w:rPr>
+        <w:t xml:space="preserve">   extra scaffolding</w:t>
+      </w:r>
+    </w:p>
+    <w:p>
+      <w:pPr>
         <w:keepNext/>
         <w:spacing w:after="60" w:before="160"/>
       </w:pPr>
@@ -2622,6 +2648,32 @@
     </w:tbl>
     <w:p>
       <w:pPr>
+        <w:pStyle w:val="Heading2"/>
+        <w:spacing w:after="80" w:before="180"/>
+      </w:pPr>
+      <w:r>
+        <w:rPr>
+          <w:b/>
+          <w:bCs/>
+          <w:color w:val="12355B"/>
+          <w:sz w:val="24"/>
+          <w:szCs w:val="24"/>
+        </w:rPr>
+        <w:t xml:space="preserve">On Level</w:t>
+      </w:r>
+      <w:r>
+        <w:rPr>
+          <w:i/>
+          <w:iCs/>
+          <w:color w:val="12355B"/>
+          <w:sz w:val="19"/>
+          <w:szCs w:val="19"/>
+        </w:rPr>
+        <w:t xml:space="preserve">   grade-level practice</w:t>
+      </w:r>
+    </w:p>
+    <w:p>
+      <w:pPr>
         <w:keepNext/>
         <w:spacing w:after="60" w:before="160"/>
       </w:pPr>
@@ -2861,6 +2913,118 @@
               <w:right w:type="dxa" w:w="120"/>
             </w:tcMar>
           </w:tcPr>
+          <w:p>
+            <w:pPr>
+              <w:spacing w:after="0" w:line="320"/>
+            </w:pPr>
+            <w:r>
+              <w:t xml:space="preserve"/>
+            </w:r>
+          </w:p>
+          <w:p>
+            <w:pPr>
+              <w:spacing w:after="0" w:line="320"/>
+            </w:pPr>
+            <w:r>
+              <w:t xml:space="preserve"/>
+            </w:r>
+          </w:p>
+        </w:tc>
+      </w:tr>
+    </w:tbl>
+    <w:p>
+      <w:pPr>
+        <w:pStyle w:val="Heading2"/>
+        <w:spacing w:after="80" w:before="180"/>
+      </w:pPr>
+      <w:r>
+        <w:rPr>
+          <w:b/>
+          <w:bCs/>
+          <w:color w:val="12355B"/>
+          <w:sz w:val="24"/>
+          <w:szCs w:val="24"/>
+        </w:rPr>
+        <w:t xml:space="preserve">Level 2 Enrichment</w:t>
+      </w:r>
+      <w:r>
+        <w:rPr>
+          <w:i/>
+          <w:iCs/>
+          <w:color w:val="6B4FA0"/>
+          <w:sz w:val="19"/>
+          <w:szCs w:val="19"/>
+        </w:rPr>
+        <w:t xml:space="preserve">   stretch your thinking</w:t>
+      </w:r>
+    </w:p>
+    <w:p>
+      <w:pPr>
+        <w:keepNext/>
+        <w:spacing w:after="60" w:before="160"/>
+      </w:pPr>
+      <w:r>
+        <w:rPr>
+          <w:b/>
+          <w:bCs/>
+          <w:color w:val="12355B"/>
+          <w:sz w:val="22"/>
+          <w:szCs w:val="22"/>
+        </w:rPr>
+        <w:t xml:space="preserve">5.  </w:t>
+      </w:r>
+      <w:r>
+        <w:rPr>
+          <w:b/>
+          <w:bCs/>
+          <w:sz w:val="21"/>
+          <w:szCs w:val="21"/>
+        </w:rPr>
+        <w:t xml:space="preserve">A bag of marbles has 8 red, 6 blue, and 4 green marbles. Write three different ratios using these quantities: one part-to-part ratio, one part-to-whole ratio, and explain the difference.</w:t>
+      </w:r>
+    </w:p>
+    <w:tbl>
+      <w:tblPr>
+        <w:tblW w:type="pct" w:w="100%"/>
+        <w:tblBorders>
+          <w:top w:val="single" w:color="C7D2DD" w:sz="6"/>
+          <w:left w:val="single" w:color="C7D2DD" w:sz="6"/>
+          <w:bottom w:val="single" w:color="C7D2DD" w:sz="6"/>
+          <w:right w:val="single" w:color="C7D2DD" w:sz="6"/>
+          <w:insideH w:val="single" w:color="auto" w:sz="4"/>
+          <w:insideV w:val="single" w:color="auto" w:sz="4"/>
+        </w:tblBorders>
+      </w:tblPr>
+      <w:tblGrid>
+        <w:gridCol w:w="100"/>
+      </w:tblGrid>
+      <w:tr>
+        <w:tc>
+          <w:tcPr>
+            <w:shd w:fill="FBF3E2" w:color="auto" w:val="clear"/>
+            <w:tcMar>
+              <w:top w:type="dxa" w:w="60"/>
+              <w:left w:type="dxa" w:w="120"/>
+              <w:bottom w:type="dxa" w:w="60"/>
+              <w:right w:type="dxa" w:w="120"/>
+            </w:tcMar>
+          </w:tcPr>
+          <w:p>
+            <w:pPr>
+              <w:spacing w:after="0" w:line="320"/>
+            </w:pPr>
+            <w:r>
+              <w:t xml:space="preserve"/>
+            </w:r>
+          </w:p>
+          <w:p>
+            <w:pPr>
+              <w:spacing w:after="0" w:line="320"/>
+            </w:pPr>
+            <w:r>
+              <w:t xml:space="preserve"/>
+            </w:r>
+          </w:p>
           <w:p>
             <w:pPr>
               <w:spacing w:after="0" w:line="320"/>

--- a/lessons/3-1-flagship/downloads/3-1-flagship-notes.docx
+++ b/lessons/3-1-flagship/downloads/3-1-flagship-notes.docx
@@ -1228,6 +1228,1302 @@
           <w:szCs w:val="22"/>
         </w:rPr>
         <w:t xml:space="preserve">Writing a ratio with a colon, like 3:5, is using ___.</w:t>
+      </w:r>
+    </w:p>
+    <w:p>
+      <w:pPr>
+        <w:pStyle w:val="Heading1"/>
+        <w:pageBreakBefore/>
+        <w:pBdr>
+          <w:bottom w:val="single" w:color="1FA6A2" w:sz="14" w:space="6"/>
+        </w:pBdr>
+        <w:spacing w:after="140" w:before="0"/>
+      </w:pPr>
+      <w:r>
+        <w:rPr>
+          <w:b/>
+          <w:bCs/>
+          <w:color w:val="12355B"/>
+          <w:sz w:val="30"/>
+          <w:szCs w:val="30"/>
+        </w:rPr>
+        <w:t xml:space="preserve">Write About the Math</w:t>
+      </w:r>
+    </w:p>
+    <w:p>
+      <w:pPr>
+        <w:spacing w:after="100"/>
+      </w:pPr>
+      <w:r>
+        <w:rPr>
+          <w:i/>
+          <w:iCs/>
+          <w:color w:val="5F6F80"/>
+          <w:sz w:val="19"/>
+          <w:szCs w:val="19"/>
+        </w:rPr>
+        <w:t xml:space="preserve">Use the support level you need. Every level answers the same math question.</w:t>
+      </w:r>
+    </w:p>
+    <w:p>
+      <w:pPr>
+        <w:pStyle w:val="Heading2"/>
+        <w:spacing w:after="80" w:before="180"/>
+      </w:pPr>
+      <w:r>
+        <w:rPr>
+          <w:b/>
+          <w:bCs/>
+          <w:color w:val="12355B"/>
+          <w:sz w:val="24"/>
+          <w:szCs w:val="24"/>
+        </w:rPr>
+        <w:t xml:space="preserve">1. Understand the Question</w:t>
+      </w:r>
+      <w:r>
+        <w:rPr>
+          <w:i/>
+          <w:iCs/>
+          <w:color w:val="B97A12"/>
+          <w:sz w:val="19"/>
+          <w:szCs w:val="19"/>
+        </w:rPr>
+        <w:t xml:space="preserve">   explain</w:t>
+      </w:r>
+    </w:p>
+    <w:tbl>
+      <w:tblPr>
+        <w:tblW w:type="pct" w:w="100%"/>
+        <w:tblBorders>
+          <w:top w:val="single" w:color="1FA6A2" w:sz="8"/>
+          <w:left w:val="single" w:color="1FA6A2" w:sz="8"/>
+          <w:bottom w:val="single" w:color="1FA6A2" w:sz="8"/>
+          <w:right w:val="single" w:color="1FA6A2" w:sz="8"/>
+          <w:insideH w:val="single" w:color="auto" w:sz="4"/>
+          <w:insideV w:val="single" w:color="auto" w:sz="4"/>
+        </w:tblBorders>
+      </w:tblPr>
+      <w:tblGrid>
+        <w:gridCol w:w="100"/>
+      </w:tblGrid>
+      <w:tr>
+        <w:tc>
+          <w:tcPr>
+            <w:shd w:fill="E6F4F3" w:color="auto" w:val="clear"/>
+            <w:tcMar>
+              <w:top w:type="dxa" w:w="120"/>
+              <w:left w:type="dxa" w:w="180"/>
+              <w:bottom w:type="dxa" w:w="120"/>
+              <w:right w:type="dxa" w:w="180"/>
+            </w:tcMar>
+          </w:tcPr>
+          <w:p>
+            <w:pPr>
+              <w:spacing w:after="60"/>
+            </w:pPr>
+            <w:r>
+              <w:rPr>
+                <w:color w:val="1A2733"/>
+                <w:sz w:val="21"/>
+                <w:szCs w:val="21"/>
+              </w:rPr>
+              <w:t xml:space="preserve">At the Prep Station you sorted the chef's statements. What made something a ratio instead of NOT a ratio (like '12 cookies on the tray')?</w:t>
+            </w:r>
+          </w:p>
+          <w:p>
+            <w:pPr>
+              <w:spacing w:after="0"/>
+            </w:pPr>
+            <w:r>
+              <w:rPr>
+                <w:b/>
+                <w:bCs/>
+                <w:color w:val="12355B"/>
+                <w:sz w:val="20"/>
+                <w:szCs w:val="20"/>
+              </w:rPr>
+              <w:t xml:space="preserve">Your job:  </w:t>
+            </w:r>
+            <w:r>
+              <w:rPr>
+                <w:sz w:val="20"/>
+                <w:szCs w:val="20"/>
+              </w:rPr>
+              <w:t xml:space="preserve">Answer the question. Use math evidence. Explain how the evidence proves your answer.</w:t>
+            </w:r>
+            <w:r>
+              <w:rPr>
+                <w:i/>
+                <w:iCs/>
+                <w:color w:val="5F6F80"/>
+                <w:sz w:val="18"/>
+                <w:szCs w:val="18"/>
+              </w:rPr>
+              <w:br/>
+              <w:t xml:space="preserve">Responde la pregunta. Usa evidencia matemática. Explica cómo la evidencia demuestra tu respuesta.</w:t>
+            </w:r>
+          </w:p>
+        </w:tc>
+      </w:tr>
+    </w:tbl>
+    <w:p>
+      <w:pPr>
+        <w:pStyle w:val="Heading2"/>
+        <w:spacing w:after="80" w:before="180"/>
+      </w:pPr>
+      <w:r>
+        <w:rPr>
+          <w:b/>
+          <w:bCs/>
+          <w:color w:val="12355B"/>
+          <w:sz w:val="24"/>
+          <w:szCs w:val="24"/>
+        </w:rPr>
+        <w:t xml:space="preserve">2. Plan Your Math Words</w:t>
+      </w:r>
+      <w:r>
+        <w:rPr>
+          <w:i/>
+          <w:iCs/>
+          <w:color w:val="1FA6A2"/>
+          <w:sz w:val="19"/>
+          <w:szCs w:val="19"/>
+        </w:rPr>
+        <w:t xml:space="preserve">   check at least two</w:t>
+      </w:r>
+    </w:p>
+    <w:p>
+      <w:pPr>
+        <w:spacing w:after="60"/>
+      </w:pPr>
+      <w:r>
+        <w:rPr>
+          <w:b/>
+          <w:bCs/>
+          <w:color w:val="1FA6A2"/>
+          <w:sz w:val="22"/>
+          <w:szCs w:val="22"/>
+        </w:rPr>
+        <w:t xml:space="preserve">☐  </w:t>
+      </w:r>
+      <w:r>
+        <w:rPr>
+          <w:b/>
+          <w:bCs/>
+          <w:color w:val="12355B"/>
+          <w:sz w:val="20"/>
+          <w:szCs w:val="20"/>
+        </w:rPr>
+        <w:t xml:space="preserve">Ratio — </w:t>
+      </w:r>
+      <w:r>
+        <w:rPr>
+          <w:sz w:val="20"/>
+          <w:szCs w:val="20"/>
+        </w:rPr>
+        <w:t xml:space="preserve">A way to compare two amounts, like 3 to 2.</w:t>
+      </w:r>
+      <w:r>
+        <w:rPr>
+          <w:i/>
+          <w:iCs/>
+          <w:color w:val="5F6F80"/>
+          <w:sz w:val="18"/>
+          <w:szCs w:val="18"/>
+        </w:rPr>
+        <w:br/>
+        <w:t xml:space="preserve">Razón — Una manera de comparar dos cantidades, como 3 a 2.</w:t>
+      </w:r>
+    </w:p>
+    <w:p>
+      <w:pPr>
+        <w:spacing w:after="60"/>
+      </w:pPr>
+      <w:r>
+        <w:rPr>
+          <w:b/>
+          <w:bCs/>
+          <w:color w:val="1FA6A2"/>
+          <w:sz w:val="22"/>
+          <w:szCs w:val="22"/>
+        </w:rPr>
+        <w:t xml:space="preserve">☐  </w:t>
+      </w:r>
+      <w:r>
+        <w:rPr>
+          <w:b/>
+          <w:bCs/>
+          <w:color w:val="12355B"/>
+          <w:sz w:val="20"/>
+          <w:szCs w:val="20"/>
+        </w:rPr>
+        <w:t xml:space="preserve">Comparison — </w:t>
+      </w:r>
+      <w:r>
+        <w:rPr>
+          <w:sz w:val="20"/>
+          <w:szCs w:val="20"/>
+        </w:rPr>
+        <w:t xml:space="preserve">Looking at two or more amounts to see how they are related.</w:t>
+      </w:r>
+      <w:r>
+        <w:rPr>
+          <w:i/>
+          <w:iCs/>
+          <w:color w:val="5F6F80"/>
+          <w:sz w:val="18"/>
+          <w:szCs w:val="18"/>
+        </w:rPr>
+        <w:br/>
+        <w:t xml:space="preserve">Comparación — Mirar dos o más cantidades para ver cómo se relacionan.</w:t>
+      </w:r>
+    </w:p>
+    <w:p>
+      <w:pPr>
+        <w:spacing w:after="60"/>
+      </w:pPr>
+      <w:r>
+        <w:rPr>
+          <w:b/>
+          <w:bCs/>
+          <w:color w:val="1FA6A2"/>
+          <w:sz w:val="22"/>
+          <w:szCs w:val="22"/>
+        </w:rPr>
+        <w:t xml:space="preserve">☐  </w:t>
+      </w:r>
+      <w:r>
+        <w:rPr>
+          <w:b/>
+          <w:bCs/>
+          <w:color w:val="12355B"/>
+          <w:sz w:val="20"/>
+          <w:szCs w:val="20"/>
+        </w:rPr>
+        <w:t xml:space="preserve">Part-to-whole — </w:t>
+      </w:r>
+      <w:r>
+        <w:rPr>
+          <w:sz w:val="20"/>
+          <w:szCs w:val="20"/>
+        </w:rPr>
+        <w:t xml:space="preserve">A ratio comparing one part to the whole group.</w:t>
+      </w:r>
+      <w:r>
+        <w:rPr>
+          <w:i/>
+          <w:iCs/>
+          <w:color w:val="5F6F80"/>
+          <w:sz w:val="18"/>
+          <w:szCs w:val="18"/>
+        </w:rPr>
+        <w:br/>
+        <w:t xml:space="preserve">Parte a todo — Una razón que compara una parte con todo el grupo.</w:t>
+      </w:r>
+    </w:p>
+    <w:p>
+      <w:pPr>
+        <w:spacing w:after="60"/>
+      </w:pPr>
+      <w:r>
+        <w:rPr>
+          <w:b/>
+          <w:bCs/>
+          <w:color w:val="1FA6A2"/>
+          <w:sz w:val="22"/>
+          <w:szCs w:val="22"/>
+        </w:rPr>
+        <w:t xml:space="preserve">☐  </w:t>
+      </w:r>
+      <w:r>
+        <w:rPr>
+          <w:b/>
+          <w:bCs/>
+          <w:color w:val="12355B"/>
+          <w:sz w:val="20"/>
+          <w:szCs w:val="20"/>
+        </w:rPr>
+        <w:t xml:space="preserve">Colon notation — </w:t>
+      </w:r>
+      <w:r>
+        <w:rPr>
+          <w:sz w:val="20"/>
+          <w:szCs w:val="20"/>
+        </w:rPr>
+        <w:t xml:space="preserve">Writing a ratio with two dots between the numbers, like 3:2.</w:t>
+      </w:r>
+      <w:r>
+        <w:rPr>
+          <w:i/>
+          <w:iCs/>
+          <w:color w:val="5F6F80"/>
+          <w:sz w:val="18"/>
+          <w:szCs w:val="18"/>
+        </w:rPr>
+        <w:br/>
+        <w:t xml:space="preserve">Notación con dos puntos — Escribir una razón con dos puntos entre los números, como 3:2.</w:t>
+      </w:r>
+    </w:p>
+    <w:p>
+      <w:pPr>
+        <w:spacing w:after="60"/>
+      </w:pPr>
+      <w:r>
+        <w:rPr>
+          <w:b/>
+          <w:bCs/>
+          <w:color w:val="1FA6A2"/>
+          <w:sz w:val="22"/>
+          <w:szCs w:val="22"/>
+        </w:rPr>
+        <w:t xml:space="preserve">☐  </w:t>
+      </w:r>
+      <w:r>
+        <w:rPr>
+          <w:b/>
+          <w:bCs/>
+          <w:color w:val="12355B"/>
+          <w:sz w:val="20"/>
+          <w:szCs w:val="20"/>
+        </w:rPr>
+        <w:t xml:space="preserve">Part-to-part — </w:t>
+      </w:r>
+      <w:r>
+        <w:rPr>
+          <w:sz w:val="20"/>
+          <w:szCs w:val="20"/>
+        </w:rPr>
+        <w:t xml:space="preserve">A ratio comparing one part of a group to another part.</w:t>
+      </w:r>
+      <w:r>
+        <w:rPr>
+          <w:i/>
+          <w:iCs/>
+          <w:color w:val="5F6F80"/>
+          <w:sz w:val="18"/>
+          <w:szCs w:val="18"/>
+        </w:rPr>
+        <w:br/>
+        <w:t xml:space="preserve">Parte a parte — Una razón que compara una parte de un grupo con otra parte.</w:t>
+      </w:r>
+    </w:p>
+    <w:tbl>
+      <w:tblPr>
+        <w:tblW w:type="pct" w:w="100%"/>
+        <w:tblBorders>
+          <w:top w:val="single" w:color="1FA6A2" w:sz="8"/>
+          <w:left w:val="single" w:color="1FA6A2" w:sz="8"/>
+          <w:bottom w:val="single" w:color="1FA6A2" w:sz="8"/>
+          <w:right w:val="single" w:color="1FA6A2" w:sz="8"/>
+          <w:insideH w:val="single" w:color="auto" w:sz="4"/>
+          <w:insideV w:val="single" w:color="auto" w:sz="4"/>
+        </w:tblBorders>
+      </w:tblPr>
+      <w:tblGrid>
+        <w:gridCol w:w="100"/>
+      </w:tblGrid>
+      <w:tr>
+        <w:tc>
+          <w:tcPr>
+            <w:shd w:fill="F7FFFD" w:color="auto" w:val="clear"/>
+            <w:tcMar>
+              <w:top w:type="dxa" w:w="120"/>
+              <w:left w:type="dxa" w:w="180"/>
+              <w:bottom w:type="dxa" w:w="120"/>
+              <w:right w:type="dxa" w:w="180"/>
+            </w:tcMar>
+          </w:tcPr>
+          <w:p>
+            <w:pPr>
+              <w:spacing w:after="50"/>
+            </w:pPr>
+            <w:r>
+              <w:rPr>
+                <w:b/>
+                <w:bCs/>
+                <w:color w:val="1FA6A2"/>
+                <w:sz w:val="20"/>
+                <w:szCs w:val="20"/>
+              </w:rPr>
+              <w:t xml:space="preserve">Say it first:  </w:t>
+            </w:r>
+            <w:r>
+              <w:rPr>
+                <w:sz w:val="20"/>
+                <w:szCs w:val="20"/>
+              </w:rPr>
+              <w:t xml:space="preserve">Say your idea to a partner or quietly to yourself before you write.</w:t>
+            </w:r>
+          </w:p>
+          <w:p>
+            <w:pPr>
+              <w:spacing w:after="60"/>
+            </w:pPr>
+            <w:r>
+              <w:rPr>
+                <w:color w:val="1A2733"/>
+                <w:sz w:val="21"/>
+                <w:szCs w:val="21"/>
+              </w:rPr>
+              <w:t xml:space="preserve">This is a ratio because it compares ___ to ___.</w:t>
+            </w:r>
+            <w:r>
+              <w:rPr>
+                <w:i/>
+                <w:iCs/>
+                <w:color w:val="5F6F80"/>
+                <w:sz w:val="19"/>
+                <w:szCs w:val="19"/>
+              </w:rPr>
+              <w:br/>
+              <w:t xml:space="preserve">Esto es una razón porque compara ___ con ___.</w:t>
+            </w:r>
+          </w:p>
+        </w:tc>
+      </w:tr>
+    </w:tbl>
+    <w:p>
+      <w:pPr>
+        <w:pStyle w:val="Heading2"/>
+        <w:spacing w:after="80" w:before="180"/>
+      </w:pPr>
+      <w:r>
+        <w:rPr>
+          <w:b/>
+          <w:bCs/>
+          <w:color w:val="12355B"/>
+          <w:sz w:val="24"/>
+          <w:szCs w:val="24"/>
+        </w:rPr>
+        <w:t xml:space="preserve">3. Build Your Explanation</w:t>
+      </w:r>
+      <w:r>
+        <w:rPr>
+          <w:i/>
+          <w:iCs/>
+          <w:color w:val="B97A12"/>
+          <w:sz w:val="19"/>
+          <w:szCs w:val="19"/>
+        </w:rPr>
+        <w:t xml:space="preserve">   choose your support</w:t>
+      </w:r>
+    </w:p>
+    <w:tbl>
+      <w:tblPr>
+        <w:tblW w:type="pct" w:w="100%"/>
+        <w:tblBorders>
+          <w:top w:val="single" w:color="BBD0DE" w:sz="8"/>
+          <w:left w:val="single" w:color="BBD0DE" w:sz="8"/>
+          <w:bottom w:val="single" w:color="BBD0DE" w:sz="8"/>
+          <w:right w:val="single" w:color="BBD0DE" w:sz="8"/>
+          <w:insideH w:val="single" w:color="auto" w:sz="4"/>
+          <w:insideV w:val="single" w:color="auto" w:sz="4"/>
+        </w:tblBorders>
+      </w:tblPr>
+      <w:tblGrid>
+        <w:gridCol w:w="100"/>
+      </w:tblGrid>
+      <w:tr>
+        <w:tc>
+          <w:tcPr>
+            <w:shd w:fill="EEF4F8" w:color="auto" w:val="clear"/>
+            <w:tcMar>
+              <w:top w:type="dxa" w:w="120"/>
+              <w:left w:type="dxa" w:w="180"/>
+              <w:bottom w:type="dxa" w:w="120"/>
+              <w:right w:type="dxa" w:w="180"/>
+            </w:tcMar>
+          </w:tcPr>
+          <w:p>
+            <w:pPr>
+              <w:spacing w:after="50"/>
+            </w:pPr>
+            <w:r>
+              <w:rPr>
+                <w:i/>
+                <w:iCs/>
+                <w:color w:val="5F6F80"/>
+                <w:sz w:val="19"/>
+                <w:szCs w:val="19"/>
+              </w:rPr>
+              <w:t xml:space="preserve">This model shows the parts of an explanation. It does not answer your writing question.</w:t>
+            </w:r>
+          </w:p>
+          <w:p>
+            <w:pPr>
+              <w:spacing w:after="80"/>
+            </w:pPr>
+            <w:r>
+              <w:rPr>
+                <w:b/>
+                <w:bCs/>
+                <w:color w:val="12355B"/>
+                <w:sz w:val="19"/>
+                <w:szCs w:val="19"/>
+              </w:rPr>
+              <w:t xml:space="preserve">Claim:  </w:t>
+            </w:r>
+            <w:r>
+              <w:rPr>
+                <w:sz w:val="19"/>
+                <w:szCs w:val="19"/>
+              </w:rPr>
+              <w:t xml:space="preserve">The recipe uses 3 cups of flour for every 2 cups of sugar.</w:t>
+            </w:r>
+          </w:p>
+          <w:p>
+            <w:pPr>
+              <w:spacing w:after="80"/>
+            </w:pPr>
+            <w:r>
+              <w:rPr>
+                <w:b/>
+                <w:bCs/>
+                <w:color w:val="12355B"/>
+                <w:sz w:val="19"/>
+                <w:szCs w:val="19"/>
+              </w:rPr>
+              <w:t xml:space="preserve">Evidence:  </w:t>
+            </w:r>
+            <w:r>
+              <w:rPr>
+                <w:sz w:val="19"/>
+                <w:szCs w:val="19"/>
+              </w:rPr>
+              <w:t xml:space="preserve">A strong answer names that flour and sugar are being compared and states the relationship as 3 to 2 (or 'for every 3 flour, 2 sugar'), not just that there is more flour.</w:t>
+            </w:r>
+          </w:p>
+          <w:p>
+            <w:pPr>
+              <w:spacing w:after="80"/>
+            </w:pPr>
+            <w:r>
+              <w:rPr>
+                <w:b/>
+                <w:bCs/>
+                <w:color w:val="12355B"/>
+                <w:sz w:val="19"/>
+                <w:szCs w:val="19"/>
+              </w:rPr>
+              <w:t xml:space="preserve">Reasoning:  </w:t>
+            </w:r>
+            <w:r>
+              <w:rPr>
+                <w:sz w:val="19"/>
+                <w:szCs w:val="19"/>
+              </w:rPr>
+              <w:t xml:space="preserve">This evidence connects the definition of ratio to the mathematical claim.</w:t>
+            </w:r>
+          </w:p>
+        </w:tc>
+      </w:tr>
+    </w:tbl>
+    <w:p>
+      <w:pPr>
+        <w:pStyle w:val="Heading2"/>
+        <w:spacing w:after="80" w:before="180"/>
+      </w:pPr>
+      <w:r>
+        <w:rPr>
+          <w:b/>
+          <w:bCs/>
+          <w:color w:val="12355B"/>
+          <w:sz w:val="24"/>
+          <w:szCs w:val="24"/>
+        </w:rPr>
+        <w:t xml:space="preserve">Start</w:t>
+      </w:r>
+      <w:r>
+        <w:rPr>
+          <w:i/>
+          <w:iCs/>
+          <w:color w:val="1FA6A2"/>
+          <w:sz w:val="19"/>
+          <w:szCs w:val="19"/>
+        </w:rPr>
+        <w:t xml:space="preserve">   Most language support</w:t>
+      </w:r>
+    </w:p>
+    <w:p>
+      <w:pPr>
+        <w:spacing w:after="60"/>
+      </w:pPr>
+      <w:r>
+        <w:rPr>
+          <w:color w:val="1A2733"/>
+          <w:sz w:val="21"/>
+          <w:szCs w:val="21"/>
+        </w:rPr>
+        <w:t xml:space="preserve">Complete the frames. Use the word bank.</w:t>
+      </w:r>
+      <w:r>
+        <w:rPr>
+          <w:i/>
+          <w:iCs/>
+          <w:color w:val="5F6F80"/>
+          <w:sz w:val="19"/>
+          <w:szCs w:val="19"/>
+        </w:rPr>
+        <w:br/>
+        <w:t xml:space="preserve">Completa las oraciones. Usa el banco de palabras.</w:t>
+      </w:r>
+    </w:p>
+    <w:p>
+      <w:pPr>
+        <w:spacing w:after="60"/>
+      </w:pPr>
+      <w:r>
+        <w:rPr>
+          <w:color w:val="1A2733"/>
+          <w:sz w:val="21"/>
+          <w:szCs w:val="21"/>
+        </w:rPr>
+        <w:t xml:space="preserve">This is a ratio because it compares ___ to ___.</w:t>
+      </w:r>
+      <w:r>
+        <w:rPr>
+          <w:i/>
+          <w:iCs/>
+          <w:color w:val="5F6F80"/>
+          <w:sz w:val="19"/>
+          <w:szCs w:val="19"/>
+        </w:rPr>
+        <w:br/>
+        <w:t xml:space="preserve">Esto es una razón porque compara ___ con ___.</w:t>
+      </w:r>
+    </w:p>
+    <w:p>
+      <w:pPr>
+        <w:spacing w:after="60"/>
+      </w:pPr>
+      <w:r>
+        <w:rPr>
+          <w:color w:val="1A2733"/>
+          <w:sz w:val="21"/>
+          <w:szCs w:val="21"/>
+        </w:rPr>
+        <w:t xml:space="preserve">This is NOT a ratio because it only ___.</w:t>
+      </w:r>
+      <w:r>
+        <w:rPr>
+          <w:i/>
+          <w:iCs/>
+          <w:color w:val="5F6F80"/>
+          <w:sz w:val="19"/>
+          <w:szCs w:val="19"/>
+        </w:rPr>
+        <w:br/>
+        <w:t xml:space="preserve">Esto NO es una razón porque solo ___.</w:t>
+      </w:r>
+    </w:p>
+    <w:tbl>
+      <w:tblPr>
+        <w:tblW w:type="pct" w:w="100%"/>
+        <w:tblBorders>
+          <w:top w:val="single" w:color="C7D2DD" w:sz="6"/>
+          <w:left w:val="single" w:color="C7D2DD" w:sz="6"/>
+          <w:bottom w:val="single" w:color="C7D2DD" w:sz="6"/>
+          <w:right w:val="single" w:color="C7D2DD" w:sz="6"/>
+          <w:insideH w:val="single" w:color="auto" w:sz="4"/>
+          <w:insideV w:val="single" w:color="auto" w:sz="4"/>
+        </w:tblBorders>
+      </w:tblPr>
+      <w:tblGrid>
+        <w:gridCol w:w="100"/>
+      </w:tblGrid>
+      <w:tr>
+        <w:tc>
+          <w:tcPr>
+            <w:shd w:fill="FBF3E2" w:color="auto" w:val="clear"/>
+            <w:tcMar>
+              <w:top w:type="dxa" w:w="60"/>
+              <w:left w:type="dxa" w:w="120"/>
+              <w:bottom w:type="dxa" w:w="60"/>
+              <w:right w:type="dxa" w:w="120"/>
+            </w:tcMar>
+          </w:tcPr>
+          <w:p>
+            <w:pPr>
+              <w:spacing w:after="0" w:line="320"/>
+            </w:pPr>
+            <w:r>
+              <w:t xml:space="preserve"/>
+            </w:r>
+          </w:p>
+          <w:p>
+            <w:pPr>
+              <w:spacing w:after="0" w:line="320"/>
+            </w:pPr>
+            <w:r>
+              <w:t xml:space="preserve"/>
+            </w:r>
+          </w:p>
+          <w:p>
+            <w:pPr>
+              <w:spacing w:after="0" w:line="320"/>
+            </w:pPr>
+            <w:r>
+              <w:t xml:space="preserve"/>
+            </w:r>
+          </w:p>
+        </w:tc>
+      </w:tr>
+    </w:tbl>
+    <w:p>
+      <w:pPr>
+        <w:pStyle w:val="Heading2"/>
+        <w:spacing w:after="80" w:before="180"/>
+      </w:pPr>
+      <w:r>
+        <w:rPr>
+          <w:b/>
+          <w:bCs/>
+          <w:color w:val="12355B"/>
+          <w:sz w:val="24"/>
+          <w:szCs w:val="24"/>
+        </w:rPr>
+        <w:t xml:space="preserve">Build</w:t>
+      </w:r>
+      <w:r>
+        <w:rPr>
+          <w:i/>
+          <w:iCs/>
+          <w:color w:val="B97A12"/>
+          <w:sz w:val="19"/>
+          <w:szCs w:val="19"/>
+        </w:rPr>
+        <w:t xml:space="preserve">   Some language support</w:t>
+      </w:r>
+    </w:p>
+    <w:p>
+      <w:pPr>
+        <w:spacing w:after="60"/>
+      </w:pPr>
+      <w:r>
+        <w:rPr>
+          <w:color w:val="1A2733"/>
+          <w:sz w:val="21"/>
+          <w:szCs w:val="21"/>
+        </w:rPr>
+        <w:t xml:space="preserve">Write two connected sentences. Use because, so, or but.</w:t>
+      </w:r>
+      <w:r>
+        <w:rPr>
+          <w:i/>
+          <w:iCs/>
+          <w:color w:val="5F6F80"/>
+          <w:sz w:val="19"/>
+          <w:szCs w:val="19"/>
+        </w:rPr>
+        <w:br/>
+        <w:t xml:space="preserve">Escribe dos oraciones conectadas. Usa porque, entonces o pero.</w:t>
+      </w:r>
+    </w:p>
+    <w:p>
+      <w:pPr>
+        <w:spacing w:after="60"/>
+      </w:pPr>
+      <w:r>
+        <w:rPr>
+          <w:color w:val="1A2733"/>
+          <w:sz w:val="21"/>
+          <w:szCs w:val="21"/>
+        </w:rPr>
+        <w:t xml:space="preserve">My claim is ___.</w:t>
+      </w:r>
+      <w:r>
+        <w:rPr>
+          <w:i/>
+          <w:iCs/>
+          <w:color w:val="5F6F80"/>
+          <w:sz w:val="19"/>
+          <w:szCs w:val="19"/>
+        </w:rPr>
+        <w:br/>
+        <w:t xml:space="preserve">Mi afirmación es ___.</w:t>
+      </w:r>
+    </w:p>
+    <w:p>
+      <w:pPr>
+        <w:spacing w:after="60"/>
+      </w:pPr>
+      <w:r>
+        <w:rPr>
+          <w:color w:val="1A2733"/>
+          <w:sz w:val="21"/>
+          <w:szCs w:val="21"/>
+        </w:rPr>
+        <w:t xml:space="preserve">I know because ___.</w:t>
+      </w:r>
+      <w:r>
+        <w:rPr>
+          <w:i/>
+          <w:iCs/>
+          <w:color w:val="5F6F80"/>
+          <w:sz w:val="19"/>
+          <w:szCs w:val="19"/>
+        </w:rPr>
+        <w:br/>
+        <w:t xml:space="preserve">Lo sé porque ___.</w:t>
+      </w:r>
+    </w:p>
+    <w:p>
+      <w:pPr>
+        <w:spacing w:after="60"/>
+      </w:pPr>
+      <w:r>
+        <w:rPr>
+          <w:color w:val="1A2733"/>
+          <w:sz w:val="21"/>
+          <w:szCs w:val="21"/>
+        </w:rPr>
+        <w:t xml:space="preserve">So ___.</w:t>
+      </w:r>
+      <w:r>
+        <w:rPr>
+          <w:i/>
+          <w:iCs/>
+          <w:color w:val="5F6F80"/>
+          <w:sz w:val="19"/>
+          <w:szCs w:val="19"/>
+        </w:rPr>
+        <w:br/>
+        <w:t xml:space="preserve">Entonces ___.</w:t>
+      </w:r>
+    </w:p>
+    <w:tbl>
+      <w:tblPr>
+        <w:tblW w:type="pct" w:w="100%"/>
+        <w:tblBorders>
+          <w:top w:val="single" w:color="C7D2DD" w:sz="6"/>
+          <w:left w:val="single" w:color="C7D2DD" w:sz="6"/>
+          <w:bottom w:val="single" w:color="C7D2DD" w:sz="6"/>
+          <w:right w:val="single" w:color="C7D2DD" w:sz="6"/>
+          <w:insideH w:val="single" w:color="auto" w:sz="4"/>
+          <w:insideV w:val="single" w:color="auto" w:sz="4"/>
+        </w:tblBorders>
+      </w:tblPr>
+      <w:tblGrid>
+        <w:gridCol w:w="100"/>
+      </w:tblGrid>
+      <w:tr>
+        <w:tc>
+          <w:tcPr>
+            <w:shd w:fill="FBF3E2" w:color="auto" w:val="clear"/>
+            <w:tcMar>
+              <w:top w:type="dxa" w:w="60"/>
+              <w:left w:type="dxa" w:w="120"/>
+              <w:bottom w:type="dxa" w:w="60"/>
+              <w:right w:type="dxa" w:w="120"/>
+            </w:tcMar>
+          </w:tcPr>
+          <w:p>
+            <w:pPr>
+              <w:spacing w:after="0" w:line="320"/>
+            </w:pPr>
+            <w:r>
+              <w:t xml:space="preserve"/>
+            </w:r>
+          </w:p>
+          <w:p>
+            <w:pPr>
+              <w:spacing w:after="0" w:line="320"/>
+            </w:pPr>
+            <w:r>
+              <w:t xml:space="preserve"/>
+            </w:r>
+          </w:p>
+          <w:p>
+            <w:pPr>
+              <w:spacing w:after="0" w:line="320"/>
+            </w:pPr>
+            <w:r>
+              <w:t xml:space="preserve"/>
+            </w:r>
+          </w:p>
+        </w:tc>
+      </w:tr>
+    </w:tbl>
+    <w:p>
+      <w:pPr>
+        <w:pStyle w:val="Heading2"/>
+        <w:spacing w:after="80" w:before="180"/>
+      </w:pPr>
+      <w:r>
+        <w:rPr>
+          <w:b/>
+          <w:bCs/>
+          <w:color w:val="12355B"/>
+          <w:sz w:val="24"/>
+          <w:szCs w:val="24"/>
+        </w:rPr>
+        <w:t xml:space="preserve">Explain</w:t>
+      </w:r>
+      <w:r>
+        <w:rPr>
+          <w:i/>
+          <w:iCs/>
+          <w:color w:val="B97A12"/>
+          <w:sz w:val="19"/>
+          <w:szCs w:val="19"/>
+        </w:rPr>
+        <w:t xml:space="preserve">   Light language support</w:t>
+      </w:r>
+    </w:p>
+    <w:p>
+      <w:pPr>
+        <w:spacing w:after="60"/>
+      </w:pPr>
+      <w:r>
+        <w:rPr>
+          <w:color w:val="1A2733"/>
+          <w:sz w:val="21"/>
+          <w:szCs w:val="21"/>
+        </w:rPr>
+        <w:t xml:space="preserve">Write a claim, give math evidence, and explain your reasoning.</w:t>
+      </w:r>
+      <w:r>
+        <w:rPr>
+          <w:i/>
+          <w:iCs/>
+          <w:color w:val="5F6F80"/>
+          <w:sz w:val="19"/>
+          <w:szCs w:val="19"/>
+        </w:rPr>
+        <w:br/>
+        <w:t xml:space="preserve">Escribe una afirmación, da evidencia matemática y explica tu razonamiento.</w:t>
+      </w:r>
+    </w:p>
+    <w:p>
+      <w:pPr>
+        <w:spacing w:after="60"/>
+      </w:pPr>
+      <w:r>
+        <w:rPr>
+          <w:color w:val="1A2733"/>
+          <w:sz w:val="21"/>
+          <w:szCs w:val="21"/>
+        </w:rPr>
+        <w:t xml:space="preserve">My claim is ___.</w:t>
+      </w:r>
+      <w:r>
+        <w:rPr>
+          <w:i/>
+          <w:iCs/>
+          <w:color w:val="5F6F80"/>
+          <w:sz w:val="19"/>
+          <w:szCs w:val="19"/>
+        </w:rPr>
+        <w:br/>
+        <w:t xml:space="preserve">Mi afirmación es ___.</w:t>
+      </w:r>
+    </w:p>
+    <w:p>
+      <w:pPr>
+        <w:spacing w:after="60"/>
+      </w:pPr>
+      <w:r>
+        <w:rPr>
+          <w:color w:val="1A2733"/>
+          <w:sz w:val="21"/>
+          <w:szCs w:val="21"/>
+        </w:rPr>
+        <w:t xml:space="preserve">My math evidence is ___.</w:t>
+      </w:r>
+      <w:r>
+        <w:rPr>
+          <w:i/>
+          <w:iCs/>
+          <w:color w:val="5F6F80"/>
+          <w:sz w:val="19"/>
+          <w:szCs w:val="19"/>
+        </w:rPr>
+        <w:br/>
+        <w:t xml:space="preserve">Mi evidencia matemática es ___.</w:t>
+      </w:r>
+    </w:p>
+    <w:p>
+      <w:pPr>
+        <w:spacing w:after="60"/>
+      </w:pPr>
+      <w:r>
+        <w:rPr>
+          <w:color w:val="1A2733"/>
+          <w:sz w:val="21"/>
+          <w:szCs w:val="21"/>
+        </w:rPr>
+        <w:t xml:space="preserve">This proves ___ because ___.</w:t>
+      </w:r>
+      <w:r>
+        <w:rPr>
+          <w:i/>
+          <w:iCs/>
+          <w:color w:val="5F6F80"/>
+          <w:sz w:val="19"/>
+          <w:szCs w:val="19"/>
+        </w:rPr>
+        <w:br/>
+        <w:t xml:space="preserve">Esto demuestra ___ porque ___.</w:t>
+      </w:r>
+    </w:p>
+    <w:tbl>
+      <w:tblPr>
+        <w:tblW w:type="pct" w:w="100%"/>
+        <w:tblBorders>
+          <w:top w:val="single" w:color="C7D2DD" w:sz="6"/>
+          <w:left w:val="single" w:color="C7D2DD" w:sz="6"/>
+          <w:bottom w:val="single" w:color="C7D2DD" w:sz="6"/>
+          <w:right w:val="single" w:color="C7D2DD" w:sz="6"/>
+          <w:insideH w:val="single" w:color="auto" w:sz="4"/>
+          <w:insideV w:val="single" w:color="auto" w:sz="4"/>
+        </w:tblBorders>
+      </w:tblPr>
+      <w:tblGrid>
+        <w:gridCol w:w="100"/>
+      </w:tblGrid>
+      <w:tr>
+        <w:tc>
+          <w:tcPr>
+            <w:shd w:fill="FBF3E2" w:color="auto" w:val="clear"/>
+            <w:tcMar>
+              <w:top w:type="dxa" w:w="60"/>
+              <w:left w:type="dxa" w:w="120"/>
+              <w:bottom w:type="dxa" w:w="60"/>
+              <w:right w:type="dxa" w:w="120"/>
+            </w:tcMar>
+          </w:tcPr>
+          <w:p>
+            <w:pPr>
+              <w:spacing w:after="0" w:line="320"/>
+            </w:pPr>
+            <w:r>
+              <w:t xml:space="preserve"/>
+            </w:r>
+          </w:p>
+          <w:p>
+            <w:pPr>
+              <w:spacing w:after="0" w:line="320"/>
+            </w:pPr>
+            <w:r>
+              <w:t xml:space="preserve"/>
+            </w:r>
+          </w:p>
+          <w:p>
+            <w:pPr>
+              <w:spacing w:after="0" w:line="320"/>
+            </w:pPr>
+            <w:r>
+              <w:t xml:space="preserve"/>
+            </w:r>
+          </w:p>
+          <w:p>
+            <w:pPr>
+              <w:spacing w:after="0" w:line="320"/>
+            </w:pPr>
+            <w:r>
+              <w:t xml:space="preserve"/>
+            </w:r>
+          </w:p>
+          <w:p>
+            <w:pPr>
+              <w:spacing w:after="0" w:line="320"/>
+            </w:pPr>
+            <w:r>
+              <w:t xml:space="preserve"/>
+            </w:r>
+          </w:p>
+        </w:tc>
+      </w:tr>
+    </w:tbl>
+    <w:p>
+      <w:pPr>
+        <w:pStyle w:val="Heading2"/>
+        <w:spacing w:after="80" w:before="180"/>
+      </w:pPr>
+      <w:r>
+        <w:rPr>
+          <w:b/>
+          <w:bCs/>
+          <w:color w:val="12355B"/>
+          <w:sz w:val="24"/>
+          <w:szCs w:val="24"/>
+        </w:rPr>
+        <w:t xml:space="preserve">4. Check Your Explanation</w:t>
+      </w:r>
+      <w:r>
+        <w:rPr>
+          <w:i/>
+          <w:iCs/>
+          <w:color w:val="1FA6A2"/>
+          <w:sz w:val="19"/>
+          <w:szCs w:val="19"/>
+        </w:rPr>
+        <w:t xml:space="preserve">   five quick checks</w:t>
+      </w:r>
+    </w:p>
+    <w:p>
+      <w:pPr>
+        <w:spacing w:after="80"/>
+      </w:pPr>
+      <w:r>
+        <w:rPr>
+          <w:b/>
+          <w:bCs/>
+          <w:color w:val="1FA6A2"/>
+          <w:sz w:val="22"/>
+          <w:szCs w:val="22"/>
+        </w:rPr>
+        <w:t xml:space="preserve">☐  </w:t>
+      </w:r>
+      <w:r>
+        <w:rPr>
+          <w:sz w:val="20"/>
+          <w:szCs w:val="20"/>
+        </w:rPr>
+        <w:t xml:space="preserve">I answered the question.</w:t>
+      </w:r>
+      <w:r>
+        <w:rPr>
+          <w:i/>
+          <w:iCs/>
+          <w:color w:val="5F6F80"/>
+          <w:sz w:val="18"/>
+          <w:szCs w:val="18"/>
+        </w:rPr>
+        <w:br/>
+        <w:t xml:space="preserve">Respondí la pregunta.</w:t>
+      </w:r>
+    </w:p>
+    <w:p>
+      <w:pPr>
+        <w:spacing w:after="80"/>
+      </w:pPr>
+      <w:r>
+        <w:rPr>
+          <w:b/>
+          <w:bCs/>
+          <w:color w:val="1FA6A2"/>
+          <w:sz w:val="22"/>
+          <w:szCs w:val="22"/>
+        </w:rPr>
+        <w:t xml:space="preserve">☐  </w:t>
+      </w:r>
+      <w:r>
+        <w:rPr>
+          <w:sz w:val="20"/>
+          <w:szCs w:val="20"/>
+        </w:rPr>
+        <w:t xml:space="preserve">I used math evidence: numbers, an equation, a model, or a comparison.</w:t>
+      </w:r>
+      <w:r>
+        <w:rPr>
+          <w:i/>
+          <w:iCs/>
+          <w:color w:val="5F6F80"/>
+          <w:sz w:val="18"/>
+          <w:szCs w:val="18"/>
+        </w:rPr>
+        <w:br/>
+        <w:t xml:space="preserve">Usé evidencia matemática: números, una ecuación, un modelo o una comparación.</w:t>
+      </w:r>
+    </w:p>
+    <w:p>
+      <w:pPr>
+        <w:spacing w:after="80"/>
+      </w:pPr>
+      <w:r>
+        <w:rPr>
+          <w:b/>
+          <w:bCs/>
+          <w:color w:val="1FA6A2"/>
+          <w:sz w:val="22"/>
+          <w:szCs w:val="22"/>
+        </w:rPr>
+        <w:t xml:space="preserve">☐  </w:t>
+      </w:r>
+      <w:r>
+        <w:rPr>
+          <w:sz w:val="20"/>
+          <w:szCs w:val="20"/>
+        </w:rPr>
+        <w:t xml:space="preserve">I explained how the evidence proves my answer.</w:t>
+      </w:r>
+      <w:r>
+        <w:rPr>
+          <w:i/>
+          <w:iCs/>
+          <w:color w:val="5F6F80"/>
+          <w:sz w:val="18"/>
+          <w:szCs w:val="18"/>
+        </w:rPr>
+        <w:br/>
+        <w:t xml:space="preserve">Expliqué cómo la evidencia demuestra mi respuesta.</w:t>
+      </w:r>
+    </w:p>
+    <w:p>
+      <w:pPr>
+        <w:spacing w:after="80"/>
+      </w:pPr>
+      <w:r>
+        <w:rPr>
+          <w:b/>
+          <w:bCs/>
+          <w:color w:val="1FA6A2"/>
+          <w:sz w:val="22"/>
+          <w:szCs w:val="22"/>
+        </w:rPr>
+        <w:t xml:space="preserve">☐  </w:t>
+      </w:r>
+      <w:r>
+        <w:rPr>
+          <w:sz w:val="20"/>
+          <w:szCs w:val="20"/>
+        </w:rPr>
+        <w:t xml:space="preserve">I used at least two math words.</w:t>
+      </w:r>
+      <w:r>
+        <w:rPr>
+          <w:i/>
+          <w:iCs/>
+          <w:color w:val="5F6F80"/>
+          <w:sz w:val="18"/>
+          <w:szCs w:val="18"/>
+        </w:rPr>
+        <w:br/>
+        <w:t xml:space="preserve">Usé por lo menos dos palabras matemáticas.</w:t>
+      </w:r>
+    </w:p>
+    <w:p>
+      <w:pPr>
+        <w:spacing w:after="80"/>
+      </w:pPr>
+      <w:r>
+        <w:rPr>
+          <w:b/>
+          <w:bCs/>
+          <w:color w:val="1FA6A2"/>
+          <w:sz w:val="22"/>
+          <w:szCs w:val="22"/>
+        </w:rPr>
+        <w:t xml:space="preserve">☐  </w:t>
+      </w:r>
+      <w:r>
+        <w:rPr>
+          <w:sz w:val="20"/>
+          <w:szCs w:val="20"/>
+        </w:rPr>
+        <w:t xml:space="preserve">I reread complete sentences and punctuation.</w:t>
+      </w:r>
+      <w:r>
+        <w:rPr>
+          <w:i/>
+          <w:iCs/>
+          <w:color w:val="5F6F80"/>
+          <w:sz w:val="18"/>
+          <w:szCs w:val="18"/>
+        </w:rPr>
+        <w:br/>
+        <w:t xml:space="preserve">Volví a leer mis oraciones completas y la puntuación.</w:t>
       </w:r>
     </w:p>
     <w:p>
